--- a/4. RESULTADOS/06_tratamiento_continuo/T20_sin_quintil_extremo.docx
+++ b/4. RESULTADOS/06_tratamiento_continuo/T20_sin_quintil_extremo.docx
@@ -36,7 +36,8 @@
       </w:tblPr>
       <w:tblGrid>
         <w:gridCol w:w="3028"/>
-        <w:gridCol w:w="2575"/>
+        <w:gridCol w:w="3639"/>
+        <w:gridCol w:w="3589"/>
         <w:gridCol w:w="1462"/>
         <w:gridCol w:w="1854"/>
         <w:gridCol w:w="1132"/>
@@ -181,6 +182,61 @@
           <w:p>
             <w:pPr>
               <w:pStyle w:val="Normal"/>
+              <w:jc w:val="left"/>
+              <w:pBdr>
+                <w:bottom w:val="none" w:sz="0" w:space="0" w:color="000000"/>
+                <w:top w:val="none" w:sz="0" w:space="0" w:color="000000"/>
+                <w:left w:val="none" w:sz="0" w:space="0" w:color="000000"/>
+                <w:right w:val="none" w:sz="0" w:space="0" w:color="000000"/>
+              </w:pBdr>
+              <w:spacing w:after="100" w:before="100" w:line="240"/>
+              <w:ind w:left="100" w:right="100" w:firstLine="0" w:firstLineChars="0"/>
+              <w:rPr>
+                <w:rFonts w:ascii="Arial" w:hAnsi="Arial" w:eastAsia="Arial" w:cs="Arial"/>
+                <w:i w:val="false"/>
+                <w:b w:val="false"/>
+                <w:u w:val="none"/>
+                <w:strike w:val="false"/>
+                <w:sz w:val="22"/>
+                <w:szCs w:val="22"/>
+                <w:color w:val="000000"/>
+              </w:rPr>
+            </w:pPr>
+            <w:r>
+              <w:rPr>
+                <w:rFonts w:ascii="Arial" w:hAnsi="Arial" w:eastAsia="Arial" w:cs="Arial"/>
+                <w:i w:val="false"/>
+                <w:b w:val="false"/>
+                <w:u w:val="none"/>
+                <w:strike w:val="false"/>
+                <w:sz w:val="22"/>
+                <w:szCs w:val="22"/>
+                <w:color w:val="000000"/>
+              </w:rPr>
+              <w:t xml:space="preserve">lectura</w:t>
+            </w:r>
+          </w:p>
+        </w:tc>
+        <w:tc>
+          <w:tcPr>
+            <w:tcBorders>
+              <w:bottom w:val="single" w:sz="12" w:space="0" w:color="666666"/>
+              <w:top w:val="single" w:sz="12" w:space="0" w:color="666666"/>
+              <w:left w:val="none" w:sz="0" w:space="0" w:color="000000"/>
+              <w:right w:val="none" w:sz="0" w:space="0" w:color="000000"/>
+            </w:tcBorders>
+            <w:shd w:val="clear" w:color="auto" w:fill="FFFFFF"/>
+            <w:tcMar>
+              <w:top w:w="0" w:type="dxa"/>
+              <w:bottom w:w="0" w:type="dxa"/>
+              <w:left w:w="0" w:type="dxa"/>
+              <w:right w:w="0" w:type="dxa"/>
+            </w:tcMar>
+            <w:vAlign w:val="center"/>
+          </w:tcPr>
+          <w:p>
+            <w:pPr>
+              <w:pStyle w:val="Normal"/>
               <w:jc w:val="right"/>
               <w:pBdr>
                 <w:bottom w:val="none" w:sz="0" w:space="0" w:color="000000"/>
@@ -712,7 +768,62 @@
                 <w:szCs w:val="22"/>
                 <w:color w:val="000000"/>
               </w:rPr>
-              <w:t xml:space="preserve">Salario promedio (log)</w:t>
+              <w:t xml:space="preserve">Costo laboral por trabajador (log)</w:t>
+            </w:r>
+          </w:p>
+        </w:tc>
+        <w:tc>
+          <w:tcPr>
+            <w:tcBorders>
+              <w:bottom w:val="none" w:sz="0" w:space="0" w:color="000000"/>
+              <w:top w:val="single" w:sz="12" w:space="0" w:color="666666"/>
+              <w:left w:val="none" w:sz="0" w:space="0" w:color="000000"/>
+              <w:right w:val="none" w:sz="0" w:space="0" w:color="000000"/>
+            </w:tcBorders>
+            <w:shd w:val="clear" w:color="auto" w:fill="FFFFFF"/>
+            <w:tcMar>
+              <w:top w:w="0" w:type="dxa"/>
+              <w:bottom w:w="0" w:type="dxa"/>
+              <w:left w:w="0" w:type="dxa"/>
+              <w:right w:w="0" w:type="dxa"/>
+            </w:tcMar>
+            <w:vAlign w:val="center"/>
+          </w:tcPr>
+          <w:p>
+            <w:pPr>
+              <w:pStyle w:val="Normal"/>
+              <w:jc w:val="left"/>
+              <w:pBdr>
+                <w:bottom w:val="none" w:sz="0" w:space="0" w:color="000000"/>
+                <w:top w:val="none" w:sz="0" w:space="0" w:color="000000"/>
+                <w:left w:val="none" w:sz="0" w:space="0" w:color="000000"/>
+                <w:right w:val="none" w:sz="0" w:space="0" w:color="000000"/>
+              </w:pBdr>
+              <w:spacing w:after="100" w:before="100" w:line="240"/>
+              <w:ind w:left="100" w:right="100" w:firstLine="0" w:firstLineChars="0"/>
+              <w:rPr>
+                <w:rFonts w:ascii="Arial" w:hAnsi="Arial" w:eastAsia="Arial" w:cs="Arial"/>
+                <w:i w:val="false"/>
+                <w:b w:val="false"/>
+                <w:u w:val="none"/>
+                <w:strike w:val="false"/>
+                <w:sz w:val="22"/>
+                <w:szCs w:val="22"/>
+                <w:color w:val="000000"/>
+              </w:rPr>
+            </w:pPr>
+            <w:r>
+              <w:rPr>
+                <w:rFonts w:ascii="Arial" w:hAnsi="Arial" w:eastAsia="Arial" w:cs="Arial"/>
+                <w:i w:val="false"/>
+                <w:b w:val="false"/>
+                <w:u w:val="none"/>
+                <w:strike w:val="false"/>
+                <w:sz w:val="22"/>
+                <w:szCs w:val="22"/>
+                <w:color w:val="000000"/>
+              </w:rPr>
+              <w:t xml:space="preserve">DiD simple (promedio post - pre)</w:t>
             </w:r>
           </w:p>
         </w:tc>
@@ -1267,7 +1378,62 @@
                 <w:szCs w:val="22"/>
                 <w:color w:val="000000"/>
               </w:rPr>
-              <w:t xml:space="preserve">Salario promedio (log)</w:t>
+              <w:t xml:space="preserve">Costo laboral por trabajador (log)</w:t>
+            </w:r>
+          </w:p>
+        </w:tc>
+        <w:tc>
+          <w:tcPr>
+            <w:tcBorders>
+              <w:bottom w:val="none" w:sz="0" w:space="0" w:color="000000"/>
+              <w:top w:val="none" w:sz="0" w:space="0" w:color="000000"/>
+              <w:left w:val="none" w:sz="0" w:space="0" w:color="000000"/>
+              <w:right w:val="none" w:sz="0" w:space="0" w:color="000000"/>
+            </w:tcBorders>
+            <w:shd w:val="clear" w:color="auto" w:fill="FFFFFF"/>
+            <w:tcMar>
+              <w:top w:w="0" w:type="dxa"/>
+              <w:bottom w:w="0" w:type="dxa"/>
+              <w:left w:w="0" w:type="dxa"/>
+              <w:right w:w="0" w:type="dxa"/>
+            </w:tcMar>
+            <w:vAlign w:val="center"/>
+          </w:tcPr>
+          <w:p>
+            <w:pPr>
+              <w:pStyle w:val="Normal"/>
+              <w:jc w:val="left"/>
+              <w:pBdr>
+                <w:bottom w:val="none" w:sz="0" w:space="0" w:color="000000"/>
+                <w:top w:val="none" w:sz="0" w:space="0" w:color="000000"/>
+                <w:left w:val="none" w:sz="0" w:space="0" w:color="000000"/>
+                <w:right w:val="none" w:sz="0" w:space="0" w:color="000000"/>
+              </w:pBdr>
+              <w:spacing w:after="100" w:before="100" w:line="240"/>
+              <w:ind w:left="100" w:right="100" w:firstLine="0" w:firstLineChars="0"/>
+              <w:rPr>
+                <w:rFonts w:ascii="Arial" w:hAnsi="Arial" w:eastAsia="Arial" w:cs="Arial"/>
+                <w:i w:val="false"/>
+                <w:b w:val="false"/>
+                <w:u w:val="none"/>
+                <w:strike w:val="false"/>
+                <w:sz w:val="22"/>
+                <w:szCs w:val="22"/>
+                <w:color w:val="000000"/>
+              </w:rPr>
+            </w:pPr>
+            <w:r>
+              <w:rPr>
+                <w:rFonts w:ascii="Arial" w:hAnsi="Arial" w:eastAsia="Arial" w:cs="Arial"/>
+                <w:i w:val="false"/>
+                <w:b w:val="false"/>
+                <w:u w:val="none"/>
+                <w:strike w:val="false"/>
+                <w:sz w:val="22"/>
+                <w:szCs w:val="22"/>
+                <w:color w:val="000000"/>
+              </w:rPr>
+              <w:t xml:space="preserve">DiD simple (promedio post - pre)</w:t>
             </w:r>
           </w:p>
         </w:tc>
@@ -1846,6 +2012,61 @@
           <w:p>
             <w:pPr>
               <w:pStyle w:val="Normal"/>
+              <w:jc w:val="left"/>
+              <w:pBdr>
+                <w:bottom w:val="none" w:sz="0" w:space="0" w:color="000000"/>
+                <w:top w:val="none" w:sz="0" w:space="0" w:color="000000"/>
+                <w:left w:val="none" w:sz="0" w:space="0" w:color="000000"/>
+                <w:right w:val="none" w:sz="0" w:space="0" w:color="000000"/>
+              </w:pBdr>
+              <w:spacing w:after="100" w:before="100" w:line="240"/>
+              <w:ind w:left="100" w:right="100" w:firstLine="0" w:firstLineChars="0"/>
+              <w:rPr>
+                <w:rFonts w:ascii="Arial" w:hAnsi="Arial" w:eastAsia="Arial" w:cs="Arial"/>
+                <w:i w:val="false"/>
+                <w:b w:val="false"/>
+                <w:u w:val="none"/>
+                <w:strike w:val="false"/>
+                <w:sz w:val="22"/>
+                <w:szCs w:val="22"/>
+                <w:color w:val="000000"/>
+              </w:rPr>
+            </w:pPr>
+            <w:r>
+              <w:rPr>
+                <w:rFonts w:ascii="Arial" w:hAnsi="Arial" w:eastAsia="Arial" w:cs="Arial"/>
+                <w:i w:val="false"/>
+                <w:b w:val="false"/>
+                <w:u w:val="none"/>
+                <w:strike w:val="false"/>
+                <w:sz w:val="22"/>
+                <w:szCs w:val="22"/>
+                <w:color w:val="000000"/>
+              </w:rPr>
+              <w:t xml:space="preserve">DiD simple (promedio post - pre)</w:t>
+            </w:r>
+          </w:p>
+        </w:tc>
+        <w:tc>
+          <w:tcPr>
+            <w:tcBorders>
+              <w:bottom w:val="none" w:sz="0" w:space="0" w:color="000000"/>
+              <w:top w:val="none" w:sz="0" w:space="0" w:color="000000"/>
+              <w:left w:val="none" w:sz="0" w:space="0" w:color="000000"/>
+              <w:right w:val="none" w:sz="0" w:space="0" w:color="000000"/>
+            </w:tcBorders>
+            <w:shd w:val="clear" w:color="auto" w:fill="FFFFFF"/>
+            <w:tcMar>
+              <w:top w:w="0" w:type="dxa"/>
+              <w:bottom w:w="0" w:type="dxa"/>
+              <w:left w:w="0" w:type="dxa"/>
+              <w:right w:w="0" w:type="dxa"/>
+            </w:tcMar>
+            <w:vAlign w:val="center"/>
+          </w:tcPr>
+          <w:p>
+            <w:pPr>
+              <w:pStyle w:val="Normal"/>
               <w:jc w:val="right"/>
               <w:pBdr>
                 <w:bottom w:val="none" w:sz="0" w:space="0" w:color="000000"/>
@@ -2263,6 +2484,2446 @@
                 <w:color w:val="000000"/>
               </w:rPr>
               <w:t xml:space="preserve">-4.3258</w:t>
+            </w:r>
+          </w:p>
+        </w:tc>
+      </w:tr>
+      <w:tr>
+        <w:trPr>
+          <w:trHeight w:val="608" w:hRule="auto"/>
+        </w:trPr>
+        <w:tc>
+          <w:tcPr>
+            <w:tcBorders>
+              <w:bottom w:val="none" w:sz="0" w:space="0" w:color="000000"/>
+              <w:top w:val="none" w:sz="0" w:space="0" w:color="000000"/>
+              <w:left w:val="none" w:sz="0" w:space="0" w:color="000000"/>
+              <w:right w:val="none" w:sz="0" w:space="0" w:color="000000"/>
+            </w:tcBorders>
+            <w:shd w:val="clear" w:color="auto" w:fill="FFFFFF"/>
+            <w:tcMar>
+              <w:top w:w="0" w:type="dxa"/>
+              <w:bottom w:w="0" w:type="dxa"/>
+              <w:left w:w="0" w:type="dxa"/>
+              <w:right w:w="0" w:type="dxa"/>
+            </w:tcMar>
+            <w:vAlign w:val="center"/>
+          </w:tcPr>
+          <w:p>
+            <w:pPr>
+              <w:pStyle w:val="Normal"/>
+              <w:jc w:val="left"/>
+              <w:pBdr>
+                <w:bottom w:val="none" w:sz="0" w:space="0" w:color="000000"/>
+                <w:top w:val="none" w:sz="0" w:space="0" w:color="000000"/>
+                <w:left w:val="none" w:sz="0" w:space="0" w:color="000000"/>
+                <w:right w:val="none" w:sz="0" w:space="0" w:color="000000"/>
+              </w:pBdr>
+              <w:spacing w:after="100" w:before="100" w:line="240"/>
+              <w:ind w:left="100" w:right="100" w:firstLine="0" w:firstLineChars="0"/>
+              <w:rPr>
+                <w:rFonts w:ascii="Arial" w:hAnsi="Arial" w:eastAsia="Arial" w:cs="Arial"/>
+                <w:i w:val="false"/>
+                <w:b w:val="false"/>
+                <w:u w:val="none"/>
+                <w:strike w:val="false"/>
+                <w:sz w:val="22"/>
+                <w:szCs w:val="22"/>
+                <w:color w:val="000000"/>
+              </w:rPr>
+            </w:pPr>
+            <w:r>
+              <w:rPr>
+                <w:rFonts w:ascii="Arial" w:hAnsi="Arial" w:eastAsia="Arial" w:cs="Arial"/>
+                <w:i w:val="false"/>
+                <w:b w:val="false"/>
+                <w:u w:val="none"/>
+                <w:strike w:val="false"/>
+                <w:sz w:val="22"/>
+                <w:szCs w:val="22"/>
+                <w:color w:val="000000"/>
+              </w:rPr>
+              <w:t xml:space="preserve">Sin el quintil más expuesto</w:t>
+            </w:r>
+          </w:p>
+        </w:tc>
+        <w:tc>
+          <w:tcPr>
+            <w:tcBorders>
+              <w:bottom w:val="none" w:sz="0" w:space="0" w:color="000000"/>
+              <w:top w:val="none" w:sz="0" w:space="0" w:color="000000"/>
+              <w:left w:val="none" w:sz="0" w:space="0" w:color="000000"/>
+              <w:right w:val="none" w:sz="0" w:space="0" w:color="000000"/>
+            </w:tcBorders>
+            <w:shd w:val="clear" w:color="auto" w:fill="FFFFFF"/>
+            <w:tcMar>
+              <w:top w:w="0" w:type="dxa"/>
+              <w:bottom w:w="0" w:type="dxa"/>
+              <w:left w:w="0" w:type="dxa"/>
+              <w:right w:w="0" w:type="dxa"/>
+            </w:tcMar>
+            <w:vAlign w:val="center"/>
+          </w:tcPr>
+          <w:p>
+            <w:pPr>
+              <w:pStyle w:val="Normal"/>
+              <w:jc w:val="left"/>
+              <w:pBdr>
+                <w:bottom w:val="none" w:sz="0" w:space="0" w:color="000000"/>
+                <w:top w:val="none" w:sz="0" w:space="0" w:color="000000"/>
+                <w:left w:val="none" w:sz="0" w:space="0" w:color="000000"/>
+                <w:right w:val="none" w:sz="0" w:space="0" w:color="000000"/>
+              </w:pBdr>
+              <w:spacing w:after="100" w:before="100" w:line="240"/>
+              <w:ind w:left="100" w:right="100" w:firstLine="0" w:firstLineChars="0"/>
+              <w:rPr>
+                <w:rFonts w:ascii="Arial" w:hAnsi="Arial" w:eastAsia="Arial" w:cs="Arial"/>
+                <w:i w:val="false"/>
+                <w:b w:val="false"/>
+                <w:u w:val="none"/>
+                <w:strike w:val="false"/>
+                <w:sz w:val="22"/>
+                <w:szCs w:val="22"/>
+                <w:color w:val="000000"/>
+              </w:rPr>
+            </w:pPr>
+            <w:r>
+              <w:rPr>
+                <w:rFonts w:ascii="Arial" w:hAnsi="Arial" w:eastAsia="Arial" w:cs="Arial"/>
+                <w:i w:val="false"/>
+                <w:b w:val="false"/>
+                <w:u w:val="none"/>
+                <w:strike w:val="false"/>
+                <w:sz w:val="22"/>
+                <w:szCs w:val="22"/>
+                <w:color w:val="000000"/>
+              </w:rPr>
+              <w:t xml:space="preserve">Empleo total (log)</w:t>
+            </w:r>
+          </w:p>
+        </w:tc>
+        <w:tc>
+          <w:tcPr>
+            <w:tcBorders>
+              <w:bottom w:val="none" w:sz="0" w:space="0" w:color="000000"/>
+              <w:top w:val="none" w:sz="0" w:space="0" w:color="000000"/>
+              <w:left w:val="none" w:sz="0" w:space="0" w:color="000000"/>
+              <w:right w:val="none" w:sz="0" w:space="0" w:color="000000"/>
+            </w:tcBorders>
+            <w:shd w:val="clear" w:color="auto" w:fill="FFFFFF"/>
+            <w:tcMar>
+              <w:top w:w="0" w:type="dxa"/>
+              <w:bottom w:w="0" w:type="dxa"/>
+              <w:left w:w="0" w:type="dxa"/>
+              <w:right w:w="0" w:type="dxa"/>
+            </w:tcMar>
+            <w:vAlign w:val="center"/>
+          </w:tcPr>
+          <w:p>
+            <w:pPr>
+              <w:pStyle w:val="Normal"/>
+              <w:jc w:val="left"/>
+              <w:pBdr>
+                <w:bottom w:val="none" w:sz="0" w:space="0" w:color="000000"/>
+                <w:top w:val="none" w:sz="0" w:space="0" w:color="000000"/>
+                <w:left w:val="none" w:sz="0" w:space="0" w:color="000000"/>
+                <w:right w:val="none" w:sz="0" w:space="0" w:color="000000"/>
+              </w:pBdr>
+              <w:spacing w:after="100" w:before="100" w:line="240"/>
+              <w:ind w:left="100" w:right="100" w:firstLine="0" w:firstLineChars="0"/>
+              <w:rPr>
+                <w:rFonts w:ascii="Arial" w:hAnsi="Arial" w:eastAsia="Arial" w:cs="Arial"/>
+                <w:i w:val="false"/>
+                <w:b w:val="false"/>
+                <w:u w:val="none"/>
+                <w:strike w:val="false"/>
+                <w:sz w:val="22"/>
+                <w:szCs w:val="22"/>
+                <w:color w:val="000000"/>
+              </w:rPr>
+            </w:pPr>
+            <w:r>
+              <w:rPr>
+                <w:rFonts w:ascii="Arial" w:hAnsi="Arial" w:eastAsia="Arial" w:cs="Arial"/>
+                <w:i w:val="false"/>
+                <w:b w:val="false"/>
+                <w:u w:val="none"/>
+                <w:strike w:val="false"/>
+                <w:sz w:val="22"/>
+                <w:szCs w:val="22"/>
+                <w:color w:val="000000"/>
+              </w:rPr>
+              <w:t xml:space="preserve">DiD simple (promedio post - pre)</w:t>
+            </w:r>
+          </w:p>
+        </w:tc>
+        <w:tc>
+          <w:tcPr>
+            <w:tcBorders>
+              <w:bottom w:val="none" w:sz="0" w:space="0" w:color="000000"/>
+              <w:top w:val="none" w:sz="0" w:space="0" w:color="000000"/>
+              <w:left w:val="none" w:sz="0" w:space="0" w:color="000000"/>
+              <w:right w:val="none" w:sz="0" w:space="0" w:color="000000"/>
+            </w:tcBorders>
+            <w:shd w:val="clear" w:color="auto" w:fill="FFFFFF"/>
+            <w:tcMar>
+              <w:top w:w="0" w:type="dxa"/>
+              <w:bottom w:w="0" w:type="dxa"/>
+              <w:left w:w="0" w:type="dxa"/>
+              <w:right w:w="0" w:type="dxa"/>
+            </w:tcMar>
+            <w:vAlign w:val="center"/>
+          </w:tcPr>
+          <w:p>
+            <w:pPr>
+              <w:pStyle w:val="Normal"/>
+              <w:jc w:val="right"/>
+              <w:pBdr>
+                <w:bottom w:val="none" w:sz="0" w:space="0" w:color="000000"/>
+                <w:top w:val="none" w:sz="0" w:space="0" w:color="000000"/>
+                <w:left w:val="none" w:sz="0" w:space="0" w:color="000000"/>
+                <w:right w:val="none" w:sz="0" w:space="0" w:color="000000"/>
+              </w:pBdr>
+              <w:spacing w:after="100" w:before="100" w:line="240"/>
+              <w:ind w:left="100" w:right="100" w:firstLine="0" w:firstLineChars="0"/>
+              <w:rPr>
+                <w:rFonts w:ascii="Arial" w:hAnsi="Arial" w:eastAsia="Arial" w:cs="Arial"/>
+                <w:i w:val="false"/>
+                <w:b w:val="false"/>
+                <w:u w:val="none"/>
+                <w:strike w:val="false"/>
+                <w:sz w:val="22"/>
+                <w:szCs w:val="22"/>
+                <w:color w:val="000000"/>
+              </w:rPr>
+            </w:pPr>
+            <w:r>
+              <w:rPr>
+                <w:rFonts w:ascii="Arial" w:hAnsi="Arial" w:eastAsia="Arial" w:cs="Arial"/>
+                <w:i w:val="false"/>
+                <w:b w:val="false"/>
+                <w:u w:val="none"/>
+                <w:strike w:val="false"/>
+                <w:sz w:val="22"/>
+                <w:szCs w:val="22"/>
+                <w:color w:val="000000"/>
+              </w:rPr>
+              <w:t xml:space="preserve">-0.0390</w:t>
+            </w:r>
+          </w:p>
+        </w:tc>
+        <w:tc>
+          <w:tcPr>
+            <w:tcBorders>
+              <w:bottom w:val="none" w:sz="0" w:space="0" w:color="000000"/>
+              <w:top w:val="none" w:sz="0" w:space="0" w:color="000000"/>
+              <w:left w:val="none" w:sz="0" w:space="0" w:color="000000"/>
+              <w:right w:val="none" w:sz="0" w:space="0" w:color="000000"/>
+            </w:tcBorders>
+            <w:shd w:val="clear" w:color="auto" w:fill="FFFFFF"/>
+            <w:tcMar>
+              <w:top w:w="0" w:type="dxa"/>
+              <w:bottom w:w="0" w:type="dxa"/>
+              <w:left w:w="0" w:type="dxa"/>
+              <w:right w:w="0" w:type="dxa"/>
+            </w:tcMar>
+            <w:vAlign w:val="center"/>
+          </w:tcPr>
+          <w:p>
+            <w:pPr>
+              <w:pStyle w:val="Normal"/>
+              <w:jc w:val="right"/>
+              <w:pBdr>
+                <w:bottom w:val="none" w:sz="0" w:space="0" w:color="000000"/>
+                <w:top w:val="none" w:sz="0" w:space="0" w:color="000000"/>
+                <w:left w:val="none" w:sz="0" w:space="0" w:color="000000"/>
+                <w:right w:val="none" w:sz="0" w:space="0" w:color="000000"/>
+              </w:pBdr>
+              <w:spacing w:after="100" w:before="100" w:line="240"/>
+              <w:ind w:left="100" w:right="100" w:firstLine="0" w:firstLineChars="0"/>
+              <w:rPr>
+                <w:rFonts w:ascii="Arial" w:hAnsi="Arial" w:eastAsia="Arial" w:cs="Arial"/>
+                <w:i w:val="false"/>
+                <w:b w:val="false"/>
+                <w:u w:val="none"/>
+                <w:strike w:val="false"/>
+                <w:sz w:val="22"/>
+                <w:szCs w:val="22"/>
+                <w:color w:val="000000"/>
+              </w:rPr>
+            </w:pPr>
+            <w:r>
+              <w:rPr>
+                <w:rFonts w:ascii="Arial" w:hAnsi="Arial" w:eastAsia="Arial" w:cs="Arial"/>
+                <w:i w:val="false"/>
+                <w:b w:val="false"/>
+                <w:u w:val="none"/>
+                <w:strike w:val="false"/>
+                <w:sz w:val="22"/>
+                <w:szCs w:val="22"/>
+                <w:color w:val="000000"/>
+              </w:rPr>
+              <w:t xml:space="preserve">0.0096</w:t>
+            </w:r>
+          </w:p>
+        </w:tc>
+        <w:tc>
+          <w:tcPr>
+            <w:tcBorders>
+              <w:bottom w:val="none" w:sz="0" w:space="0" w:color="000000"/>
+              <w:top w:val="none" w:sz="0" w:space="0" w:color="000000"/>
+              <w:left w:val="none" w:sz="0" w:space="0" w:color="000000"/>
+              <w:right w:val="none" w:sz="0" w:space="0" w:color="000000"/>
+            </w:tcBorders>
+            <w:shd w:val="clear" w:color="auto" w:fill="FFFFFF"/>
+            <w:tcMar>
+              <w:top w:w="0" w:type="dxa"/>
+              <w:bottom w:w="0" w:type="dxa"/>
+              <w:left w:w="0" w:type="dxa"/>
+              <w:right w:w="0" w:type="dxa"/>
+            </w:tcMar>
+            <w:vAlign w:val="center"/>
+          </w:tcPr>
+          <w:p>
+            <w:pPr>
+              <w:pStyle w:val="Normal"/>
+              <w:jc w:val="right"/>
+              <w:pBdr>
+                <w:bottom w:val="none" w:sz="0" w:space="0" w:color="000000"/>
+                <w:top w:val="none" w:sz="0" w:space="0" w:color="000000"/>
+                <w:left w:val="none" w:sz="0" w:space="0" w:color="000000"/>
+                <w:right w:val="none" w:sz="0" w:space="0" w:color="000000"/>
+              </w:pBdr>
+              <w:spacing w:after="100" w:before="100" w:line="240"/>
+              <w:ind w:left="100" w:right="100" w:firstLine="0" w:firstLineChars="0"/>
+              <w:rPr>
+                <w:rFonts w:ascii="Arial" w:hAnsi="Arial" w:eastAsia="Arial" w:cs="Arial"/>
+                <w:i w:val="false"/>
+                <w:b w:val="false"/>
+                <w:u w:val="none"/>
+                <w:strike w:val="false"/>
+                <w:sz w:val="22"/>
+                <w:szCs w:val="22"/>
+                <w:color w:val="000000"/>
+              </w:rPr>
+            </w:pPr>
+            <w:r>
+              <w:rPr>
+                <w:rFonts w:ascii="Arial" w:hAnsi="Arial" w:eastAsia="Arial" w:cs="Arial"/>
+                <w:i w:val="false"/>
+                <w:b w:val="false"/>
+                <w:u w:val="none"/>
+                <w:strike w:val="false"/>
+                <w:sz w:val="22"/>
+                <w:szCs w:val="22"/>
+                <w:color w:val="000000"/>
+              </w:rPr>
+              <w:t xml:space="preserve">0.0001</w:t>
+            </w:r>
+          </w:p>
+        </w:tc>
+        <w:tc>
+          <w:tcPr>
+            <w:tcBorders>
+              <w:bottom w:val="none" w:sz="0" w:space="0" w:color="000000"/>
+              <w:top w:val="none" w:sz="0" w:space="0" w:color="000000"/>
+              <w:left w:val="none" w:sz="0" w:space="0" w:color="000000"/>
+              <w:right w:val="none" w:sz="0" w:space="0" w:color="000000"/>
+            </w:tcBorders>
+            <w:shd w:val="clear" w:color="auto" w:fill="FFFFFF"/>
+            <w:tcMar>
+              <w:top w:w="0" w:type="dxa"/>
+              <w:bottom w:w="0" w:type="dxa"/>
+              <w:left w:w="0" w:type="dxa"/>
+              <w:right w:w="0" w:type="dxa"/>
+            </w:tcMar>
+            <w:vAlign w:val="center"/>
+          </w:tcPr>
+          <w:p>
+            <w:pPr>
+              <w:pStyle w:val="Normal"/>
+              <w:jc w:val="left"/>
+              <w:pBdr>
+                <w:bottom w:val="none" w:sz="0" w:space="0" w:color="000000"/>
+                <w:top w:val="none" w:sz="0" w:space="0" w:color="000000"/>
+                <w:left w:val="none" w:sz="0" w:space="0" w:color="000000"/>
+                <w:right w:val="none" w:sz="0" w:space="0" w:color="000000"/>
+              </w:pBdr>
+              <w:spacing w:after="100" w:before="100" w:line="240"/>
+              <w:ind w:left="100" w:right="100" w:firstLine="0" w:firstLineChars="0"/>
+              <w:rPr>
+                <w:rFonts w:ascii="Arial" w:hAnsi="Arial" w:eastAsia="Arial" w:cs="Arial"/>
+                <w:i w:val="false"/>
+                <w:b w:val="false"/>
+                <w:u w:val="none"/>
+                <w:strike w:val="false"/>
+                <w:sz w:val="22"/>
+                <w:szCs w:val="22"/>
+                <w:color w:val="000000"/>
+              </w:rPr>
+            </w:pPr>
+            <w:r>
+              <w:rPr>
+                <w:rFonts w:ascii="Arial" w:hAnsi="Arial" w:eastAsia="Arial" w:cs="Arial"/>
+                <w:i w:val="false"/>
+                <w:b w:val="false"/>
+                <w:u w:val="none"/>
+                <w:strike w:val="false"/>
+                <w:sz w:val="22"/>
+                <w:szCs w:val="22"/>
+                <w:color w:val="000000"/>
+              </w:rPr>
+              <w:t xml:space="preserve">***</w:t>
+            </w:r>
+          </w:p>
+        </w:tc>
+        <w:tc>
+          <w:tcPr>
+            <w:tcBorders>
+              <w:bottom w:val="none" w:sz="0" w:space="0" w:color="000000"/>
+              <w:top w:val="none" w:sz="0" w:space="0" w:color="000000"/>
+              <w:left w:val="none" w:sz="0" w:space="0" w:color="000000"/>
+              <w:right w:val="none" w:sz="0" w:space="0" w:color="000000"/>
+            </w:tcBorders>
+            <w:shd w:val="clear" w:color="auto" w:fill="FFFFFF"/>
+            <w:tcMar>
+              <w:top w:w="0" w:type="dxa"/>
+              <w:bottom w:w="0" w:type="dxa"/>
+              <w:left w:w="0" w:type="dxa"/>
+              <w:right w:w="0" w:type="dxa"/>
+            </w:tcMar>
+            <w:vAlign w:val="center"/>
+          </w:tcPr>
+          <w:p>
+            <w:pPr>
+              <w:pStyle w:val="Normal"/>
+              <w:jc w:val="right"/>
+              <w:pBdr>
+                <w:bottom w:val="none" w:sz="0" w:space="0" w:color="000000"/>
+                <w:top w:val="none" w:sz="0" w:space="0" w:color="000000"/>
+                <w:left w:val="none" w:sz="0" w:space="0" w:color="000000"/>
+                <w:right w:val="none" w:sz="0" w:space="0" w:color="000000"/>
+              </w:pBdr>
+              <w:spacing w:after="100" w:before="100" w:line="240"/>
+              <w:ind w:left="100" w:right="100" w:firstLine="0" w:firstLineChars="0"/>
+              <w:rPr>
+                <w:rFonts w:ascii="Arial" w:hAnsi="Arial" w:eastAsia="Arial" w:cs="Arial"/>
+                <w:i w:val="false"/>
+                <w:b w:val="false"/>
+                <w:u w:val="none"/>
+                <w:strike w:val="false"/>
+                <w:sz w:val="22"/>
+                <w:szCs w:val="22"/>
+                <w:color w:val="000000"/>
+              </w:rPr>
+            </w:pPr>
+            <w:r>
+              <w:rPr>
+                <w:rFonts w:ascii="Arial" w:hAnsi="Arial" w:eastAsia="Arial" w:cs="Arial"/>
+                <w:i w:val="false"/>
+                <w:b w:val="false"/>
+                <w:u w:val="none"/>
+                <w:strike w:val="false"/>
+                <w:sz w:val="22"/>
+                <w:szCs w:val="22"/>
+                <w:color w:val="000000"/>
+              </w:rPr>
+              <w:t xml:space="preserve">-0.0579</w:t>
+            </w:r>
+          </w:p>
+        </w:tc>
+        <w:tc>
+          <w:tcPr>
+            <w:tcBorders>
+              <w:bottom w:val="none" w:sz="0" w:space="0" w:color="000000"/>
+              <w:top w:val="none" w:sz="0" w:space="0" w:color="000000"/>
+              <w:left w:val="none" w:sz="0" w:space="0" w:color="000000"/>
+              <w:right w:val="none" w:sz="0" w:space="0" w:color="000000"/>
+            </w:tcBorders>
+            <w:shd w:val="clear" w:color="auto" w:fill="FFFFFF"/>
+            <w:tcMar>
+              <w:top w:w="0" w:type="dxa"/>
+              <w:bottom w:w="0" w:type="dxa"/>
+              <w:left w:w="0" w:type="dxa"/>
+              <w:right w:w="0" w:type="dxa"/>
+            </w:tcMar>
+            <w:vAlign w:val="center"/>
+          </w:tcPr>
+          <w:p>
+            <w:pPr>
+              <w:pStyle w:val="Normal"/>
+              <w:jc w:val="right"/>
+              <w:pBdr>
+                <w:bottom w:val="none" w:sz="0" w:space="0" w:color="000000"/>
+                <w:top w:val="none" w:sz="0" w:space="0" w:color="000000"/>
+                <w:left w:val="none" w:sz="0" w:space="0" w:color="000000"/>
+                <w:right w:val="none" w:sz="0" w:space="0" w:color="000000"/>
+              </w:pBdr>
+              <w:spacing w:after="100" w:before="100" w:line="240"/>
+              <w:ind w:left="100" w:right="100" w:firstLine="0" w:firstLineChars="0"/>
+              <w:rPr>
+                <w:rFonts w:ascii="Arial" w:hAnsi="Arial" w:eastAsia="Arial" w:cs="Arial"/>
+                <w:i w:val="false"/>
+                <w:b w:val="false"/>
+                <w:u w:val="none"/>
+                <w:strike w:val="false"/>
+                <w:sz w:val="22"/>
+                <w:szCs w:val="22"/>
+                <w:color w:val="000000"/>
+              </w:rPr>
+            </w:pPr>
+            <w:r>
+              <w:rPr>
+                <w:rFonts w:ascii="Arial" w:hAnsi="Arial" w:eastAsia="Arial" w:cs="Arial"/>
+                <w:i w:val="false"/>
+                <w:b w:val="false"/>
+                <w:u w:val="none"/>
+                <w:strike w:val="false"/>
+                <w:sz w:val="22"/>
+                <w:szCs w:val="22"/>
+                <w:color w:val="000000"/>
+              </w:rPr>
+              <w:t xml:space="preserve">-0.0201</w:t>
+            </w:r>
+          </w:p>
+        </w:tc>
+        <w:tc>
+          <w:tcPr>
+            <w:tcBorders>
+              <w:bottom w:val="none" w:sz="0" w:space="0" w:color="000000"/>
+              <w:top w:val="none" w:sz="0" w:space="0" w:color="000000"/>
+              <w:left w:val="none" w:sz="0" w:space="0" w:color="000000"/>
+              <w:right w:val="none" w:sz="0" w:space="0" w:color="000000"/>
+            </w:tcBorders>
+            <w:shd w:val="clear" w:color="auto" w:fill="FFFFFF"/>
+            <w:tcMar>
+              <w:top w:w="0" w:type="dxa"/>
+              <w:bottom w:w="0" w:type="dxa"/>
+              <w:left w:w="0" w:type="dxa"/>
+              <w:right w:w="0" w:type="dxa"/>
+            </w:tcMar>
+            <w:vAlign w:val="center"/>
+          </w:tcPr>
+          <w:p>
+            <w:pPr>
+              <w:pStyle w:val="Normal"/>
+              <w:jc w:val="right"/>
+              <w:pBdr>
+                <w:bottom w:val="none" w:sz="0" w:space="0" w:color="000000"/>
+                <w:top w:val="none" w:sz="0" w:space="0" w:color="000000"/>
+                <w:left w:val="none" w:sz="0" w:space="0" w:color="000000"/>
+                <w:right w:val="none" w:sz="0" w:space="0" w:color="000000"/>
+              </w:pBdr>
+              <w:spacing w:after="100" w:before="100" w:line="240"/>
+              <w:ind w:left="100" w:right="100" w:firstLine="0" w:firstLineChars="0"/>
+              <w:rPr>
+                <w:rFonts w:ascii="Arial" w:hAnsi="Arial" w:eastAsia="Arial" w:cs="Arial"/>
+                <w:i w:val="false"/>
+                <w:b w:val="false"/>
+                <w:u w:val="none"/>
+                <w:strike w:val="false"/>
+                <w:sz w:val="22"/>
+                <w:szCs w:val="22"/>
+                <w:color w:val="000000"/>
+              </w:rPr>
+            </w:pPr>
+            <w:r>
+              <w:rPr>
+                <w:rFonts w:ascii="Arial" w:hAnsi="Arial" w:eastAsia="Arial" w:cs="Arial"/>
+                <w:i w:val="false"/>
+                <w:b w:val="false"/>
+                <w:u w:val="none"/>
+                <w:strike w:val="false"/>
+                <w:sz w:val="22"/>
+                <w:szCs w:val="22"/>
+                <w:color w:val="000000"/>
+              </w:rPr>
+              <w:t xml:space="preserve">35,729</w:t>
+            </w:r>
+          </w:p>
+        </w:tc>
+        <w:tc>
+          <w:tcPr>
+            <w:tcBorders>
+              <w:bottom w:val="none" w:sz="0" w:space="0" w:color="000000"/>
+              <w:top w:val="none" w:sz="0" w:space="0" w:color="000000"/>
+              <w:left w:val="none" w:sz="0" w:space="0" w:color="000000"/>
+              <w:right w:val="none" w:sz="0" w:space="0" w:color="000000"/>
+            </w:tcBorders>
+            <w:shd w:val="clear" w:color="auto" w:fill="FFFFFF"/>
+            <w:tcMar>
+              <w:top w:w="0" w:type="dxa"/>
+              <w:bottom w:w="0" w:type="dxa"/>
+              <w:left w:w="0" w:type="dxa"/>
+              <w:right w:w="0" w:type="dxa"/>
+            </w:tcMar>
+            <w:vAlign w:val="center"/>
+          </w:tcPr>
+          <w:p>
+            <w:pPr>
+              <w:pStyle w:val="Normal"/>
+              <w:jc w:val="right"/>
+              <w:pBdr>
+                <w:bottom w:val="none" w:sz="0" w:space="0" w:color="000000"/>
+                <w:top w:val="none" w:sz="0" w:space="0" w:color="000000"/>
+                <w:left w:val="none" w:sz="0" w:space="0" w:color="000000"/>
+                <w:right w:val="none" w:sz="0" w:space="0" w:color="000000"/>
+              </w:pBdr>
+              <w:spacing w:after="100" w:before="100" w:line="240"/>
+              <w:ind w:left="100" w:right="100" w:firstLine="0" w:firstLineChars="0"/>
+              <w:rPr>
+                <w:rFonts w:ascii="Arial" w:hAnsi="Arial" w:eastAsia="Arial" w:cs="Arial"/>
+                <w:i w:val="false"/>
+                <w:b w:val="false"/>
+                <w:u w:val="none"/>
+                <w:strike w:val="false"/>
+                <w:sz w:val="22"/>
+                <w:szCs w:val="22"/>
+                <w:color w:val="000000"/>
+              </w:rPr>
+            </w:pPr>
+            <w:r>
+              <w:rPr>
+                <w:rFonts w:ascii="Arial" w:hAnsi="Arial" w:eastAsia="Arial" w:cs="Arial"/>
+                <w:i w:val="false"/>
+                <w:b w:val="false"/>
+                <w:u w:val="none"/>
+                <w:strike w:val="false"/>
+                <w:sz w:val="22"/>
+                <w:szCs w:val="22"/>
+                <w:color w:val="000000"/>
+              </w:rPr>
+              <w:t xml:space="preserve">-3.9040</w:t>
+            </w:r>
+          </w:p>
+        </w:tc>
+      </w:tr>
+      <w:tr>
+        <w:trPr>
+          <w:trHeight w:val="608" w:hRule="auto"/>
+        </w:trPr>
+        <w:tc>
+          <w:tcPr>
+            <w:tcBorders>
+              <w:bottom w:val="none" w:sz="0" w:space="0" w:color="000000"/>
+              <w:top w:val="none" w:sz="0" w:space="0" w:color="000000"/>
+              <w:left w:val="none" w:sz="0" w:space="0" w:color="000000"/>
+              <w:right w:val="none" w:sz="0" w:space="0" w:color="000000"/>
+            </w:tcBorders>
+            <w:shd w:val="clear" w:color="auto" w:fill="FFFFFF"/>
+            <w:tcMar>
+              <w:top w:w="0" w:type="dxa"/>
+              <w:bottom w:w="0" w:type="dxa"/>
+              <w:left w:w="0" w:type="dxa"/>
+              <w:right w:w="0" w:type="dxa"/>
+            </w:tcMar>
+            <w:vAlign w:val="center"/>
+          </w:tcPr>
+          <w:p>
+            <w:pPr>
+              <w:pStyle w:val="Normal"/>
+              <w:jc w:val="left"/>
+              <w:pBdr>
+                <w:bottom w:val="none" w:sz="0" w:space="0" w:color="000000"/>
+                <w:top w:val="none" w:sz="0" w:space="0" w:color="000000"/>
+                <w:left w:val="none" w:sz="0" w:space="0" w:color="000000"/>
+                <w:right w:val="none" w:sz="0" w:space="0" w:color="000000"/>
+              </w:pBdr>
+              <w:spacing w:after="100" w:before="100" w:line="240"/>
+              <w:ind w:left="100" w:right="100" w:firstLine="0" w:firstLineChars="0"/>
+              <w:rPr>
+                <w:rFonts w:ascii="Arial" w:hAnsi="Arial" w:eastAsia="Arial" w:cs="Arial"/>
+                <w:i w:val="false"/>
+                <w:b w:val="false"/>
+                <w:u w:val="none"/>
+                <w:strike w:val="false"/>
+                <w:sz w:val="22"/>
+                <w:szCs w:val="22"/>
+                <w:color w:val="000000"/>
+              </w:rPr>
+            </w:pPr>
+            <w:r>
+              <w:rPr>
+                <w:rFonts w:ascii="Arial" w:hAnsi="Arial" w:eastAsia="Arial" w:cs="Arial"/>
+                <w:i w:val="false"/>
+                <w:b w:val="false"/>
+                <w:u w:val="none"/>
+                <w:strike w:val="false"/>
+                <w:sz w:val="22"/>
+                <w:szCs w:val="22"/>
+                <w:color w:val="000000"/>
+              </w:rPr>
+              <w:t xml:space="preserve">Todas las firmas</w:t>
+            </w:r>
+          </w:p>
+        </w:tc>
+        <w:tc>
+          <w:tcPr>
+            <w:tcBorders>
+              <w:bottom w:val="none" w:sz="0" w:space="0" w:color="000000"/>
+              <w:top w:val="none" w:sz="0" w:space="0" w:color="000000"/>
+              <w:left w:val="none" w:sz="0" w:space="0" w:color="000000"/>
+              <w:right w:val="none" w:sz="0" w:space="0" w:color="000000"/>
+            </w:tcBorders>
+            <w:shd w:val="clear" w:color="auto" w:fill="FFFFFF"/>
+            <w:tcMar>
+              <w:top w:w="0" w:type="dxa"/>
+              <w:bottom w:w="0" w:type="dxa"/>
+              <w:left w:w="0" w:type="dxa"/>
+              <w:right w:w="0" w:type="dxa"/>
+            </w:tcMar>
+            <w:vAlign w:val="center"/>
+          </w:tcPr>
+          <w:p>
+            <w:pPr>
+              <w:pStyle w:val="Normal"/>
+              <w:jc w:val="left"/>
+              <w:pBdr>
+                <w:bottom w:val="none" w:sz="0" w:space="0" w:color="000000"/>
+                <w:top w:val="none" w:sz="0" w:space="0" w:color="000000"/>
+                <w:left w:val="none" w:sz="0" w:space="0" w:color="000000"/>
+                <w:right w:val="none" w:sz="0" w:space="0" w:color="000000"/>
+              </w:pBdr>
+              <w:spacing w:after="100" w:before="100" w:line="240"/>
+              <w:ind w:left="100" w:right="100" w:firstLine="0" w:firstLineChars="0"/>
+              <w:rPr>
+                <w:rFonts w:ascii="Arial" w:hAnsi="Arial" w:eastAsia="Arial" w:cs="Arial"/>
+                <w:i w:val="false"/>
+                <w:b w:val="false"/>
+                <w:u w:val="none"/>
+                <w:strike w:val="false"/>
+                <w:sz w:val="22"/>
+                <w:szCs w:val="22"/>
+                <w:color w:val="000000"/>
+              </w:rPr>
+            </w:pPr>
+            <w:r>
+              <w:rPr>
+                <w:rFonts w:ascii="Arial" w:hAnsi="Arial" w:eastAsia="Arial" w:cs="Arial"/>
+                <w:i w:val="false"/>
+                <w:b w:val="false"/>
+                <w:u w:val="none"/>
+                <w:strike w:val="false"/>
+                <w:sz w:val="22"/>
+                <w:szCs w:val="22"/>
+                <w:color w:val="000000"/>
+              </w:rPr>
+              <w:t xml:space="preserve">Costo laboral por trabajador (log)</w:t>
+            </w:r>
+          </w:p>
+        </w:tc>
+        <w:tc>
+          <w:tcPr>
+            <w:tcBorders>
+              <w:bottom w:val="none" w:sz="0" w:space="0" w:color="000000"/>
+              <w:top w:val="none" w:sz="0" w:space="0" w:color="000000"/>
+              <w:left w:val="none" w:sz="0" w:space="0" w:color="000000"/>
+              <w:right w:val="none" w:sz="0" w:space="0" w:color="000000"/>
+            </w:tcBorders>
+            <w:shd w:val="clear" w:color="auto" w:fill="FFFFFF"/>
+            <w:tcMar>
+              <w:top w:w="0" w:type="dxa"/>
+              <w:bottom w:w="0" w:type="dxa"/>
+              <w:left w:w="0" w:type="dxa"/>
+              <w:right w:w="0" w:type="dxa"/>
+            </w:tcMar>
+            <w:vAlign w:val="center"/>
+          </w:tcPr>
+          <w:p>
+            <w:pPr>
+              <w:pStyle w:val="Normal"/>
+              <w:jc w:val="left"/>
+              <w:pBdr>
+                <w:bottom w:val="none" w:sz="0" w:space="0" w:color="000000"/>
+                <w:top w:val="none" w:sz="0" w:space="0" w:color="000000"/>
+                <w:left w:val="none" w:sz="0" w:space="0" w:color="000000"/>
+                <w:right w:val="none" w:sz="0" w:space="0" w:color="000000"/>
+              </w:pBdr>
+              <w:spacing w:after="100" w:before="100" w:line="240"/>
+              <w:ind w:left="100" w:right="100" w:firstLine="0" w:firstLineChars="0"/>
+              <w:rPr>
+                <w:rFonts w:ascii="Arial" w:hAnsi="Arial" w:eastAsia="Arial" w:cs="Arial"/>
+                <w:i w:val="false"/>
+                <w:b w:val="false"/>
+                <w:u w:val="none"/>
+                <w:strike w:val="false"/>
+                <w:sz w:val="22"/>
+                <w:szCs w:val="22"/>
+                <w:color w:val="000000"/>
+              </w:rPr>
+            </w:pPr>
+            <w:r>
+              <w:rPr>
+                <w:rFonts w:ascii="Arial" w:hAnsi="Arial" w:eastAsia="Arial" w:cs="Arial"/>
+                <w:i w:val="false"/>
+                <w:b w:val="false"/>
+                <w:u w:val="none"/>
+                <w:strike w:val="false"/>
+                <w:sz w:val="22"/>
+                <w:szCs w:val="22"/>
+                <w:color w:val="000000"/>
+              </w:rPr>
+              <w:t xml:space="preserve">A. 2023 frente a 2022</w:t>
+            </w:r>
+          </w:p>
+        </w:tc>
+        <w:tc>
+          <w:tcPr>
+            <w:tcBorders>
+              <w:bottom w:val="none" w:sz="0" w:space="0" w:color="000000"/>
+              <w:top w:val="none" w:sz="0" w:space="0" w:color="000000"/>
+              <w:left w:val="none" w:sz="0" w:space="0" w:color="000000"/>
+              <w:right w:val="none" w:sz="0" w:space="0" w:color="000000"/>
+            </w:tcBorders>
+            <w:shd w:val="clear" w:color="auto" w:fill="FFFFFF"/>
+            <w:tcMar>
+              <w:top w:w="0" w:type="dxa"/>
+              <w:bottom w:w="0" w:type="dxa"/>
+              <w:left w:w="0" w:type="dxa"/>
+              <w:right w:w="0" w:type="dxa"/>
+            </w:tcMar>
+            <w:vAlign w:val="center"/>
+          </w:tcPr>
+          <w:p>
+            <w:pPr>
+              <w:pStyle w:val="Normal"/>
+              <w:jc w:val="right"/>
+              <w:pBdr>
+                <w:bottom w:val="none" w:sz="0" w:space="0" w:color="000000"/>
+                <w:top w:val="none" w:sz="0" w:space="0" w:color="000000"/>
+                <w:left w:val="none" w:sz="0" w:space="0" w:color="000000"/>
+                <w:right w:val="none" w:sz="0" w:space="0" w:color="000000"/>
+              </w:pBdr>
+              <w:spacing w:after="100" w:before="100" w:line="240"/>
+              <w:ind w:left="100" w:right="100" w:firstLine="0" w:firstLineChars="0"/>
+              <w:rPr>
+                <w:rFonts w:ascii="Arial" w:hAnsi="Arial" w:eastAsia="Arial" w:cs="Arial"/>
+                <w:i w:val="false"/>
+                <w:b w:val="false"/>
+                <w:u w:val="none"/>
+                <w:strike w:val="false"/>
+                <w:sz w:val="22"/>
+                <w:szCs w:val="22"/>
+                <w:color w:val="000000"/>
+              </w:rPr>
+            </w:pPr>
+            <w:r>
+              <w:rPr>
+                <w:rFonts w:ascii="Arial" w:hAnsi="Arial" w:eastAsia="Arial" w:cs="Arial"/>
+                <w:i w:val="false"/>
+                <w:b w:val="false"/>
+                <w:u w:val="none"/>
+                <w:strike w:val="false"/>
+                <w:sz w:val="22"/>
+                <w:szCs w:val="22"/>
+                <w:color w:val="000000"/>
+              </w:rPr>
+              <w:t xml:space="preserve">0.0327</w:t>
+            </w:r>
+          </w:p>
+        </w:tc>
+        <w:tc>
+          <w:tcPr>
+            <w:tcBorders>
+              <w:bottom w:val="none" w:sz="0" w:space="0" w:color="000000"/>
+              <w:top w:val="none" w:sz="0" w:space="0" w:color="000000"/>
+              <w:left w:val="none" w:sz="0" w:space="0" w:color="000000"/>
+              <w:right w:val="none" w:sz="0" w:space="0" w:color="000000"/>
+            </w:tcBorders>
+            <w:shd w:val="clear" w:color="auto" w:fill="FFFFFF"/>
+            <w:tcMar>
+              <w:top w:w="0" w:type="dxa"/>
+              <w:bottom w:w="0" w:type="dxa"/>
+              <w:left w:w="0" w:type="dxa"/>
+              <w:right w:w="0" w:type="dxa"/>
+            </w:tcMar>
+            <w:vAlign w:val="center"/>
+          </w:tcPr>
+          <w:p>
+            <w:pPr>
+              <w:pStyle w:val="Normal"/>
+              <w:jc w:val="right"/>
+              <w:pBdr>
+                <w:bottom w:val="none" w:sz="0" w:space="0" w:color="000000"/>
+                <w:top w:val="none" w:sz="0" w:space="0" w:color="000000"/>
+                <w:left w:val="none" w:sz="0" w:space="0" w:color="000000"/>
+                <w:right w:val="none" w:sz="0" w:space="0" w:color="000000"/>
+              </w:pBdr>
+              <w:spacing w:after="100" w:before="100" w:line="240"/>
+              <w:ind w:left="100" w:right="100" w:firstLine="0" w:firstLineChars="0"/>
+              <w:rPr>
+                <w:rFonts w:ascii="Arial" w:hAnsi="Arial" w:eastAsia="Arial" w:cs="Arial"/>
+                <w:i w:val="false"/>
+                <w:b w:val="false"/>
+                <w:u w:val="none"/>
+                <w:strike w:val="false"/>
+                <w:sz w:val="22"/>
+                <w:szCs w:val="22"/>
+                <w:color w:val="000000"/>
+              </w:rPr>
+            </w:pPr>
+            <w:r>
+              <w:rPr>
+                <w:rFonts w:ascii="Arial" w:hAnsi="Arial" w:eastAsia="Arial" w:cs="Arial"/>
+                <w:i w:val="false"/>
+                <w:b w:val="false"/>
+                <w:u w:val="none"/>
+                <w:strike w:val="false"/>
+                <w:sz w:val="22"/>
+                <w:szCs w:val="22"/>
+                <w:color w:val="000000"/>
+              </w:rPr>
+              <w:t xml:space="preserve">0.0049</w:t>
+            </w:r>
+          </w:p>
+        </w:tc>
+        <w:tc>
+          <w:tcPr>
+            <w:tcBorders>
+              <w:bottom w:val="none" w:sz="0" w:space="0" w:color="000000"/>
+              <w:top w:val="none" w:sz="0" w:space="0" w:color="000000"/>
+              <w:left w:val="none" w:sz="0" w:space="0" w:color="000000"/>
+              <w:right w:val="none" w:sz="0" w:space="0" w:color="000000"/>
+            </w:tcBorders>
+            <w:shd w:val="clear" w:color="auto" w:fill="FFFFFF"/>
+            <w:tcMar>
+              <w:top w:w="0" w:type="dxa"/>
+              <w:bottom w:w="0" w:type="dxa"/>
+              <w:left w:w="0" w:type="dxa"/>
+              <w:right w:w="0" w:type="dxa"/>
+            </w:tcMar>
+            <w:vAlign w:val="center"/>
+          </w:tcPr>
+          <w:p>
+            <w:pPr>
+              <w:pStyle w:val="Normal"/>
+              <w:jc w:val="right"/>
+              <w:pBdr>
+                <w:bottom w:val="none" w:sz="0" w:space="0" w:color="000000"/>
+                <w:top w:val="none" w:sz="0" w:space="0" w:color="000000"/>
+                <w:left w:val="none" w:sz="0" w:space="0" w:color="000000"/>
+                <w:right w:val="none" w:sz="0" w:space="0" w:color="000000"/>
+              </w:pBdr>
+              <w:spacing w:after="100" w:before="100" w:line="240"/>
+              <w:ind w:left="100" w:right="100" w:firstLine="0" w:firstLineChars="0"/>
+              <w:rPr>
+                <w:rFonts w:ascii="Arial" w:hAnsi="Arial" w:eastAsia="Arial" w:cs="Arial"/>
+                <w:i w:val="false"/>
+                <w:b w:val="false"/>
+                <w:u w:val="none"/>
+                <w:strike w:val="false"/>
+                <w:sz w:val="22"/>
+                <w:szCs w:val="22"/>
+                <w:color w:val="000000"/>
+              </w:rPr>
+            </w:pPr>
+            <w:r>
+              <w:rPr>
+                <w:rFonts w:ascii="Arial" w:hAnsi="Arial" w:eastAsia="Arial" w:cs="Arial"/>
+                <w:i w:val="false"/>
+                <w:b w:val="false"/>
+                <w:u w:val="none"/>
+                <w:strike w:val="false"/>
+                <w:sz w:val="22"/>
+                <w:szCs w:val="22"/>
+                <w:color w:val="000000"/>
+              </w:rPr>
+              <w:t xml:space="preserve">0.0000</w:t>
+            </w:r>
+          </w:p>
+        </w:tc>
+        <w:tc>
+          <w:tcPr>
+            <w:tcBorders>
+              <w:bottom w:val="none" w:sz="0" w:space="0" w:color="000000"/>
+              <w:top w:val="none" w:sz="0" w:space="0" w:color="000000"/>
+              <w:left w:val="none" w:sz="0" w:space="0" w:color="000000"/>
+              <w:right w:val="none" w:sz="0" w:space="0" w:color="000000"/>
+            </w:tcBorders>
+            <w:shd w:val="clear" w:color="auto" w:fill="FFFFFF"/>
+            <w:tcMar>
+              <w:top w:w="0" w:type="dxa"/>
+              <w:bottom w:w="0" w:type="dxa"/>
+              <w:left w:w="0" w:type="dxa"/>
+              <w:right w:w="0" w:type="dxa"/>
+            </w:tcMar>
+            <w:vAlign w:val="center"/>
+          </w:tcPr>
+          <w:p>
+            <w:pPr>
+              <w:pStyle w:val="Normal"/>
+              <w:jc w:val="left"/>
+              <w:pBdr>
+                <w:bottom w:val="none" w:sz="0" w:space="0" w:color="000000"/>
+                <w:top w:val="none" w:sz="0" w:space="0" w:color="000000"/>
+                <w:left w:val="none" w:sz="0" w:space="0" w:color="000000"/>
+                <w:right w:val="none" w:sz="0" w:space="0" w:color="000000"/>
+              </w:pBdr>
+              <w:spacing w:after="100" w:before="100" w:line="240"/>
+              <w:ind w:left="100" w:right="100" w:firstLine="0" w:firstLineChars="0"/>
+              <w:rPr>
+                <w:rFonts w:ascii="Arial" w:hAnsi="Arial" w:eastAsia="Arial" w:cs="Arial"/>
+                <w:i w:val="false"/>
+                <w:b w:val="false"/>
+                <w:u w:val="none"/>
+                <w:strike w:val="false"/>
+                <w:sz w:val="22"/>
+                <w:szCs w:val="22"/>
+                <w:color w:val="000000"/>
+              </w:rPr>
+            </w:pPr>
+            <w:r>
+              <w:rPr>
+                <w:rFonts w:ascii="Arial" w:hAnsi="Arial" w:eastAsia="Arial" w:cs="Arial"/>
+                <w:i w:val="false"/>
+                <w:b w:val="false"/>
+                <w:u w:val="none"/>
+                <w:strike w:val="false"/>
+                <w:sz w:val="22"/>
+                <w:szCs w:val="22"/>
+                <w:color w:val="000000"/>
+              </w:rPr>
+              <w:t xml:space="preserve">***</w:t>
+            </w:r>
+          </w:p>
+        </w:tc>
+        <w:tc>
+          <w:tcPr>
+            <w:tcBorders>
+              <w:bottom w:val="none" w:sz="0" w:space="0" w:color="000000"/>
+              <w:top w:val="none" w:sz="0" w:space="0" w:color="000000"/>
+              <w:left w:val="none" w:sz="0" w:space="0" w:color="000000"/>
+              <w:right w:val="none" w:sz="0" w:space="0" w:color="000000"/>
+            </w:tcBorders>
+            <w:shd w:val="clear" w:color="auto" w:fill="FFFFFF"/>
+            <w:tcMar>
+              <w:top w:w="0" w:type="dxa"/>
+              <w:bottom w:w="0" w:type="dxa"/>
+              <w:left w:w="0" w:type="dxa"/>
+              <w:right w:w="0" w:type="dxa"/>
+            </w:tcMar>
+            <w:vAlign w:val="center"/>
+          </w:tcPr>
+          <w:p>
+            <w:pPr>
+              <w:pStyle w:val="Normal"/>
+              <w:jc w:val="right"/>
+              <w:pBdr>
+                <w:bottom w:val="none" w:sz="0" w:space="0" w:color="000000"/>
+                <w:top w:val="none" w:sz="0" w:space="0" w:color="000000"/>
+                <w:left w:val="none" w:sz="0" w:space="0" w:color="000000"/>
+                <w:right w:val="none" w:sz="0" w:space="0" w:color="000000"/>
+              </w:pBdr>
+              <w:spacing w:after="100" w:before="100" w:line="240"/>
+              <w:ind w:left="100" w:right="100" w:firstLine="0" w:firstLineChars="0"/>
+              <w:rPr>
+                <w:rFonts w:ascii="Arial" w:hAnsi="Arial" w:eastAsia="Arial" w:cs="Arial"/>
+                <w:i w:val="false"/>
+                <w:b w:val="false"/>
+                <w:u w:val="none"/>
+                <w:strike w:val="false"/>
+                <w:sz w:val="22"/>
+                <w:szCs w:val="22"/>
+                <w:color w:val="000000"/>
+              </w:rPr>
+            </w:pPr>
+            <w:r>
+              <w:rPr>
+                <w:rFonts w:ascii="Arial" w:hAnsi="Arial" w:eastAsia="Arial" w:cs="Arial"/>
+                <w:i w:val="false"/>
+                <w:b w:val="false"/>
+                <w:u w:val="none"/>
+                <w:strike w:val="false"/>
+                <w:sz w:val="22"/>
+                <w:szCs w:val="22"/>
+                <w:color w:val="000000"/>
+              </w:rPr>
+              <w:t xml:space="preserve">0.0231</w:t>
+            </w:r>
+          </w:p>
+        </w:tc>
+        <w:tc>
+          <w:tcPr>
+            <w:tcBorders>
+              <w:bottom w:val="none" w:sz="0" w:space="0" w:color="000000"/>
+              <w:top w:val="none" w:sz="0" w:space="0" w:color="000000"/>
+              <w:left w:val="none" w:sz="0" w:space="0" w:color="000000"/>
+              <w:right w:val="none" w:sz="0" w:space="0" w:color="000000"/>
+            </w:tcBorders>
+            <w:shd w:val="clear" w:color="auto" w:fill="FFFFFF"/>
+            <w:tcMar>
+              <w:top w:w="0" w:type="dxa"/>
+              <w:bottom w:w="0" w:type="dxa"/>
+              <w:left w:w="0" w:type="dxa"/>
+              <w:right w:w="0" w:type="dxa"/>
+            </w:tcMar>
+            <w:vAlign w:val="center"/>
+          </w:tcPr>
+          <w:p>
+            <w:pPr>
+              <w:pStyle w:val="Normal"/>
+              <w:jc w:val="right"/>
+              <w:pBdr>
+                <w:bottom w:val="none" w:sz="0" w:space="0" w:color="000000"/>
+                <w:top w:val="none" w:sz="0" w:space="0" w:color="000000"/>
+                <w:left w:val="none" w:sz="0" w:space="0" w:color="000000"/>
+                <w:right w:val="none" w:sz="0" w:space="0" w:color="000000"/>
+              </w:pBdr>
+              <w:spacing w:after="100" w:before="100" w:line="240"/>
+              <w:ind w:left="100" w:right="100" w:firstLine="0" w:firstLineChars="0"/>
+              <w:rPr>
+                <w:rFonts w:ascii="Arial" w:hAnsi="Arial" w:eastAsia="Arial" w:cs="Arial"/>
+                <w:i w:val="false"/>
+                <w:b w:val="false"/>
+                <w:u w:val="none"/>
+                <w:strike w:val="false"/>
+                <w:sz w:val="22"/>
+                <w:szCs w:val="22"/>
+                <w:color w:val="000000"/>
+              </w:rPr>
+            </w:pPr>
+            <w:r>
+              <w:rPr>
+                <w:rFonts w:ascii="Arial" w:hAnsi="Arial" w:eastAsia="Arial" w:cs="Arial"/>
+                <w:i w:val="false"/>
+                <w:b w:val="false"/>
+                <w:u w:val="none"/>
+                <w:strike w:val="false"/>
+                <w:sz w:val="22"/>
+                <w:szCs w:val="22"/>
+                <w:color w:val="000000"/>
+              </w:rPr>
+              <w:t xml:space="preserve">0.0422</w:t>
+            </w:r>
+          </w:p>
+        </w:tc>
+        <w:tc>
+          <w:tcPr>
+            <w:tcBorders>
+              <w:bottom w:val="none" w:sz="0" w:space="0" w:color="000000"/>
+              <w:top w:val="none" w:sz="0" w:space="0" w:color="000000"/>
+              <w:left w:val="none" w:sz="0" w:space="0" w:color="000000"/>
+              <w:right w:val="none" w:sz="0" w:space="0" w:color="000000"/>
+            </w:tcBorders>
+            <w:shd w:val="clear" w:color="auto" w:fill="FFFFFF"/>
+            <w:tcMar>
+              <w:top w:w="0" w:type="dxa"/>
+              <w:bottom w:w="0" w:type="dxa"/>
+              <w:left w:w="0" w:type="dxa"/>
+              <w:right w:w="0" w:type="dxa"/>
+            </w:tcMar>
+            <w:vAlign w:val="center"/>
+          </w:tcPr>
+          <w:p>
+            <w:pPr>
+              <w:pStyle w:val="Normal"/>
+              <w:jc w:val="right"/>
+              <w:pBdr>
+                <w:bottom w:val="none" w:sz="0" w:space="0" w:color="000000"/>
+                <w:top w:val="none" w:sz="0" w:space="0" w:color="000000"/>
+                <w:left w:val="none" w:sz="0" w:space="0" w:color="000000"/>
+                <w:right w:val="none" w:sz="0" w:space="0" w:color="000000"/>
+              </w:pBdr>
+              <w:spacing w:after="100" w:before="100" w:line="240"/>
+              <w:ind w:left="100" w:right="100" w:firstLine="0" w:firstLineChars="0"/>
+              <w:rPr>
+                <w:rFonts w:ascii="Arial" w:hAnsi="Arial" w:eastAsia="Arial" w:cs="Arial"/>
+                <w:i w:val="false"/>
+                <w:b w:val="false"/>
+                <w:u w:val="none"/>
+                <w:strike w:val="false"/>
+                <w:sz w:val="22"/>
+                <w:szCs w:val="22"/>
+                <w:color w:val="000000"/>
+              </w:rPr>
+            </w:pPr>
+            <w:r>
+              <w:rPr>
+                <w:rFonts w:ascii="Arial" w:hAnsi="Arial" w:eastAsia="Arial" w:cs="Arial"/>
+                <w:i w:val="false"/>
+                <w:b w:val="false"/>
+                <w:u w:val="none"/>
+                <w:strike w:val="false"/>
+                <w:sz w:val="22"/>
+                <w:szCs w:val="22"/>
+                <w:color w:val="000000"/>
+              </w:rPr>
+              <w:t xml:space="preserve">44,614</w:t>
+            </w:r>
+          </w:p>
+        </w:tc>
+        <w:tc>
+          <w:tcPr>
+            <w:tcBorders>
+              <w:bottom w:val="none" w:sz="0" w:space="0" w:color="000000"/>
+              <w:top w:val="none" w:sz="0" w:space="0" w:color="000000"/>
+              <w:left w:val="none" w:sz="0" w:space="0" w:color="000000"/>
+              <w:right w:val="none" w:sz="0" w:space="0" w:color="000000"/>
+            </w:tcBorders>
+            <w:shd w:val="clear" w:color="auto" w:fill="FFFFFF"/>
+            <w:tcMar>
+              <w:top w:w="0" w:type="dxa"/>
+              <w:bottom w:w="0" w:type="dxa"/>
+              <w:left w:w="0" w:type="dxa"/>
+              <w:right w:w="0" w:type="dxa"/>
+            </w:tcMar>
+            <w:vAlign w:val="center"/>
+          </w:tcPr>
+          <w:p>
+            <w:pPr>
+              <w:pStyle w:val="Normal"/>
+              <w:jc w:val="right"/>
+              <w:pBdr>
+                <w:bottom w:val="none" w:sz="0" w:space="0" w:color="000000"/>
+                <w:top w:val="none" w:sz="0" w:space="0" w:color="000000"/>
+                <w:left w:val="none" w:sz="0" w:space="0" w:color="000000"/>
+                <w:right w:val="none" w:sz="0" w:space="0" w:color="000000"/>
+              </w:pBdr>
+              <w:spacing w:after="100" w:before="100" w:line="240"/>
+              <w:ind w:left="100" w:right="100" w:firstLine="0" w:firstLineChars="0"/>
+              <w:rPr>
+                <w:rFonts w:ascii="Arial" w:hAnsi="Arial" w:eastAsia="Arial" w:cs="Arial"/>
+                <w:i w:val="false"/>
+                <w:b w:val="false"/>
+                <w:u w:val="none"/>
+                <w:strike w:val="false"/>
+                <w:sz w:val="22"/>
+                <w:szCs w:val="22"/>
+                <w:color w:val="000000"/>
+              </w:rPr>
+            </w:pPr>
+            <w:r>
+              <w:rPr>
+                <w:rFonts w:ascii="Arial" w:hAnsi="Arial" w:eastAsia="Arial" w:cs="Arial"/>
+                <w:i w:val="false"/>
+                <w:b w:val="false"/>
+                <w:u w:val="none"/>
+                <w:strike w:val="false"/>
+                <w:sz w:val="22"/>
+                <w:szCs w:val="22"/>
+                <w:color w:val="000000"/>
+              </w:rPr>
+              <w:t xml:space="preserve">3.2682</w:t>
+            </w:r>
+          </w:p>
+        </w:tc>
+      </w:tr>
+      <w:tr>
+        <w:trPr>
+          <w:trHeight w:val="608" w:hRule="auto"/>
+        </w:trPr>
+        <w:tc>
+          <w:tcPr>
+            <w:tcBorders>
+              <w:bottom w:val="none" w:sz="0" w:space="0" w:color="000000"/>
+              <w:top w:val="none" w:sz="0" w:space="0" w:color="000000"/>
+              <w:left w:val="none" w:sz="0" w:space="0" w:color="000000"/>
+              <w:right w:val="none" w:sz="0" w:space="0" w:color="000000"/>
+            </w:tcBorders>
+            <w:shd w:val="clear" w:color="auto" w:fill="FFFFFF"/>
+            <w:tcMar>
+              <w:top w:w="0" w:type="dxa"/>
+              <w:bottom w:w="0" w:type="dxa"/>
+              <w:left w:w="0" w:type="dxa"/>
+              <w:right w:w="0" w:type="dxa"/>
+            </w:tcMar>
+            <w:vAlign w:val="center"/>
+          </w:tcPr>
+          <w:p>
+            <w:pPr>
+              <w:pStyle w:val="Normal"/>
+              <w:jc w:val="left"/>
+              <w:pBdr>
+                <w:bottom w:val="none" w:sz="0" w:space="0" w:color="000000"/>
+                <w:top w:val="none" w:sz="0" w:space="0" w:color="000000"/>
+                <w:left w:val="none" w:sz="0" w:space="0" w:color="000000"/>
+                <w:right w:val="none" w:sz="0" w:space="0" w:color="000000"/>
+              </w:pBdr>
+              <w:spacing w:after="100" w:before="100" w:line="240"/>
+              <w:ind w:left="100" w:right="100" w:firstLine="0" w:firstLineChars="0"/>
+              <w:rPr>
+                <w:rFonts w:ascii="Arial" w:hAnsi="Arial" w:eastAsia="Arial" w:cs="Arial"/>
+                <w:i w:val="false"/>
+                <w:b w:val="false"/>
+                <w:u w:val="none"/>
+                <w:strike w:val="false"/>
+                <w:sz w:val="22"/>
+                <w:szCs w:val="22"/>
+                <w:color w:val="000000"/>
+              </w:rPr>
+            </w:pPr>
+            <w:r>
+              <w:rPr>
+                <w:rFonts w:ascii="Arial" w:hAnsi="Arial" w:eastAsia="Arial" w:cs="Arial"/>
+                <w:i w:val="false"/>
+                <w:b w:val="false"/>
+                <w:u w:val="none"/>
+                <w:strike w:val="false"/>
+                <w:sz w:val="22"/>
+                <w:szCs w:val="22"/>
+                <w:color w:val="000000"/>
+              </w:rPr>
+              <w:t xml:space="preserve">Sin el quintil más expuesto</w:t>
+            </w:r>
+          </w:p>
+        </w:tc>
+        <w:tc>
+          <w:tcPr>
+            <w:tcBorders>
+              <w:bottom w:val="none" w:sz="0" w:space="0" w:color="000000"/>
+              <w:top w:val="none" w:sz="0" w:space="0" w:color="000000"/>
+              <w:left w:val="none" w:sz="0" w:space="0" w:color="000000"/>
+              <w:right w:val="none" w:sz="0" w:space="0" w:color="000000"/>
+            </w:tcBorders>
+            <w:shd w:val="clear" w:color="auto" w:fill="FFFFFF"/>
+            <w:tcMar>
+              <w:top w:w="0" w:type="dxa"/>
+              <w:bottom w:w="0" w:type="dxa"/>
+              <w:left w:w="0" w:type="dxa"/>
+              <w:right w:w="0" w:type="dxa"/>
+            </w:tcMar>
+            <w:vAlign w:val="center"/>
+          </w:tcPr>
+          <w:p>
+            <w:pPr>
+              <w:pStyle w:val="Normal"/>
+              <w:jc w:val="left"/>
+              <w:pBdr>
+                <w:bottom w:val="none" w:sz="0" w:space="0" w:color="000000"/>
+                <w:top w:val="none" w:sz="0" w:space="0" w:color="000000"/>
+                <w:left w:val="none" w:sz="0" w:space="0" w:color="000000"/>
+                <w:right w:val="none" w:sz="0" w:space="0" w:color="000000"/>
+              </w:pBdr>
+              <w:spacing w:after="100" w:before="100" w:line="240"/>
+              <w:ind w:left="100" w:right="100" w:firstLine="0" w:firstLineChars="0"/>
+              <w:rPr>
+                <w:rFonts w:ascii="Arial" w:hAnsi="Arial" w:eastAsia="Arial" w:cs="Arial"/>
+                <w:i w:val="false"/>
+                <w:b w:val="false"/>
+                <w:u w:val="none"/>
+                <w:strike w:val="false"/>
+                <w:sz w:val="22"/>
+                <w:szCs w:val="22"/>
+                <w:color w:val="000000"/>
+              </w:rPr>
+            </w:pPr>
+            <w:r>
+              <w:rPr>
+                <w:rFonts w:ascii="Arial" w:hAnsi="Arial" w:eastAsia="Arial" w:cs="Arial"/>
+                <w:i w:val="false"/>
+                <w:b w:val="false"/>
+                <w:u w:val="none"/>
+                <w:strike w:val="false"/>
+                <w:sz w:val="22"/>
+                <w:szCs w:val="22"/>
+                <w:color w:val="000000"/>
+              </w:rPr>
+              <w:t xml:space="preserve">Costo laboral por trabajador (log)</w:t>
+            </w:r>
+          </w:p>
+        </w:tc>
+        <w:tc>
+          <w:tcPr>
+            <w:tcBorders>
+              <w:bottom w:val="none" w:sz="0" w:space="0" w:color="000000"/>
+              <w:top w:val="none" w:sz="0" w:space="0" w:color="000000"/>
+              <w:left w:val="none" w:sz="0" w:space="0" w:color="000000"/>
+              <w:right w:val="none" w:sz="0" w:space="0" w:color="000000"/>
+            </w:tcBorders>
+            <w:shd w:val="clear" w:color="auto" w:fill="FFFFFF"/>
+            <w:tcMar>
+              <w:top w:w="0" w:type="dxa"/>
+              <w:bottom w:w="0" w:type="dxa"/>
+              <w:left w:w="0" w:type="dxa"/>
+              <w:right w:w="0" w:type="dxa"/>
+            </w:tcMar>
+            <w:vAlign w:val="center"/>
+          </w:tcPr>
+          <w:p>
+            <w:pPr>
+              <w:pStyle w:val="Normal"/>
+              <w:jc w:val="left"/>
+              <w:pBdr>
+                <w:bottom w:val="none" w:sz="0" w:space="0" w:color="000000"/>
+                <w:top w:val="none" w:sz="0" w:space="0" w:color="000000"/>
+                <w:left w:val="none" w:sz="0" w:space="0" w:color="000000"/>
+                <w:right w:val="none" w:sz="0" w:space="0" w:color="000000"/>
+              </w:pBdr>
+              <w:spacing w:after="100" w:before="100" w:line="240"/>
+              <w:ind w:left="100" w:right="100" w:firstLine="0" w:firstLineChars="0"/>
+              <w:rPr>
+                <w:rFonts w:ascii="Arial" w:hAnsi="Arial" w:eastAsia="Arial" w:cs="Arial"/>
+                <w:i w:val="false"/>
+                <w:b w:val="false"/>
+                <w:u w:val="none"/>
+                <w:strike w:val="false"/>
+                <w:sz w:val="22"/>
+                <w:szCs w:val="22"/>
+                <w:color w:val="000000"/>
+              </w:rPr>
+            </w:pPr>
+            <w:r>
+              <w:rPr>
+                <w:rFonts w:ascii="Arial" w:hAnsi="Arial" w:eastAsia="Arial" w:cs="Arial"/>
+                <w:i w:val="false"/>
+                <w:b w:val="false"/>
+                <w:u w:val="none"/>
+                <w:strike w:val="false"/>
+                <w:sz w:val="22"/>
+                <w:szCs w:val="22"/>
+                <w:color w:val="000000"/>
+              </w:rPr>
+              <w:t xml:space="preserve">A. 2023 frente a 2022</w:t>
+            </w:r>
+          </w:p>
+        </w:tc>
+        <w:tc>
+          <w:tcPr>
+            <w:tcBorders>
+              <w:bottom w:val="none" w:sz="0" w:space="0" w:color="000000"/>
+              <w:top w:val="none" w:sz="0" w:space="0" w:color="000000"/>
+              <w:left w:val="none" w:sz="0" w:space="0" w:color="000000"/>
+              <w:right w:val="none" w:sz="0" w:space="0" w:color="000000"/>
+            </w:tcBorders>
+            <w:shd w:val="clear" w:color="auto" w:fill="FFFFFF"/>
+            <w:tcMar>
+              <w:top w:w="0" w:type="dxa"/>
+              <w:bottom w:w="0" w:type="dxa"/>
+              <w:left w:w="0" w:type="dxa"/>
+              <w:right w:w="0" w:type="dxa"/>
+            </w:tcMar>
+            <w:vAlign w:val="center"/>
+          </w:tcPr>
+          <w:p>
+            <w:pPr>
+              <w:pStyle w:val="Normal"/>
+              <w:jc w:val="right"/>
+              <w:pBdr>
+                <w:bottom w:val="none" w:sz="0" w:space="0" w:color="000000"/>
+                <w:top w:val="none" w:sz="0" w:space="0" w:color="000000"/>
+                <w:left w:val="none" w:sz="0" w:space="0" w:color="000000"/>
+                <w:right w:val="none" w:sz="0" w:space="0" w:color="000000"/>
+              </w:pBdr>
+              <w:spacing w:after="100" w:before="100" w:line="240"/>
+              <w:ind w:left="100" w:right="100" w:firstLine="0" w:firstLineChars="0"/>
+              <w:rPr>
+                <w:rFonts w:ascii="Arial" w:hAnsi="Arial" w:eastAsia="Arial" w:cs="Arial"/>
+                <w:i w:val="false"/>
+                <w:b w:val="false"/>
+                <w:u w:val="none"/>
+                <w:strike w:val="false"/>
+                <w:sz w:val="22"/>
+                <w:szCs w:val="22"/>
+                <w:color w:val="000000"/>
+              </w:rPr>
+            </w:pPr>
+            <w:r>
+              <w:rPr>
+                <w:rFonts w:ascii="Arial" w:hAnsi="Arial" w:eastAsia="Arial" w:cs="Arial"/>
+                <w:i w:val="false"/>
+                <w:b w:val="false"/>
+                <w:u w:val="none"/>
+                <w:strike w:val="false"/>
+                <w:sz w:val="22"/>
+                <w:szCs w:val="22"/>
+                <w:color w:val="000000"/>
+              </w:rPr>
+              <w:t xml:space="preserve">0.0216</w:t>
+            </w:r>
+          </w:p>
+        </w:tc>
+        <w:tc>
+          <w:tcPr>
+            <w:tcBorders>
+              <w:bottom w:val="none" w:sz="0" w:space="0" w:color="000000"/>
+              <w:top w:val="none" w:sz="0" w:space="0" w:color="000000"/>
+              <w:left w:val="none" w:sz="0" w:space="0" w:color="000000"/>
+              <w:right w:val="none" w:sz="0" w:space="0" w:color="000000"/>
+            </w:tcBorders>
+            <w:shd w:val="clear" w:color="auto" w:fill="FFFFFF"/>
+            <w:tcMar>
+              <w:top w:w="0" w:type="dxa"/>
+              <w:bottom w:w="0" w:type="dxa"/>
+              <w:left w:w="0" w:type="dxa"/>
+              <w:right w:w="0" w:type="dxa"/>
+            </w:tcMar>
+            <w:vAlign w:val="center"/>
+          </w:tcPr>
+          <w:p>
+            <w:pPr>
+              <w:pStyle w:val="Normal"/>
+              <w:jc w:val="right"/>
+              <w:pBdr>
+                <w:bottom w:val="none" w:sz="0" w:space="0" w:color="000000"/>
+                <w:top w:val="none" w:sz="0" w:space="0" w:color="000000"/>
+                <w:left w:val="none" w:sz="0" w:space="0" w:color="000000"/>
+                <w:right w:val="none" w:sz="0" w:space="0" w:color="000000"/>
+              </w:pBdr>
+              <w:spacing w:after="100" w:before="100" w:line="240"/>
+              <w:ind w:left="100" w:right="100" w:firstLine="0" w:firstLineChars="0"/>
+              <w:rPr>
+                <w:rFonts w:ascii="Arial" w:hAnsi="Arial" w:eastAsia="Arial" w:cs="Arial"/>
+                <w:i w:val="false"/>
+                <w:b w:val="false"/>
+                <w:u w:val="none"/>
+                <w:strike w:val="false"/>
+                <w:sz w:val="22"/>
+                <w:szCs w:val="22"/>
+                <w:color w:val="000000"/>
+              </w:rPr>
+            </w:pPr>
+            <w:r>
+              <w:rPr>
+                <w:rFonts w:ascii="Arial" w:hAnsi="Arial" w:eastAsia="Arial" w:cs="Arial"/>
+                <w:i w:val="false"/>
+                <w:b w:val="false"/>
+                <w:u w:val="none"/>
+                <w:strike w:val="false"/>
+                <w:sz w:val="22"/>
+                <w:szCs w:val="22"/>
+                <w:color w:val="000000"/>
+              </w:rPr>
+              <w:t xml:space="preserve">0.0060</w:t>
+            </w:r>
+          </w:p>
+        </w:tc>
+        <w:tc>
+          <w:tcPr>
+            <w:tcBorders>
+              <w:bottom w:val="none" w:sz="0" w:space="0" w:color="000000"/>
+              <w:top w:val="none" w:sz="0" w:space="0" w:color="000000"/>
+              <w:left w:val="none" w:sz="0" w:space="0" w:color="000000"/>
+              <w:right w:val="none" w:sz="0" w:space="0" w:color="000000"/>
+            </w:tcBorders>
+            <w:shd w:val="clear" w:color="auto" w:fill="FFFFFF"/>
+            <w:tcMar>
+              <w:top w:w="0" w:type="dxa"/>
+              <w:bottom w:w="0" w:type="dxa"/>
+              <w:left w:w="0" w:type="dxa"/>
+              <w:right w:w="0" w:type="dxa"/>
+            </w:tcMar>
+            <w:vAlign w:val="center"/>
+          </w:tcPr>
+          <w:p>
+            <w:pPr>
+              <w:pStyle w:val="Normal"/>
+              <w:jc w:val="right"/>
+              <w:pBdr>
+                <w:bottom w:val="none" w:sz="0" w:space="0" w:color="000000"/>
+                <w:top w:val="none" w:sz="0" w:space="0" w:color="000000"/>
+                <w:left w:val="none" w:sz="0" w:space="0" w:color="000000"/>
+                <w:right w:val="none" w:sz="0" w:space="0" w:color="000000"/>
+              </w:pBdr>
+              <w:spacing w:after="100" w:before="100" w:line="240"/>
+              <w:ind w:left="100" w:right="100" w:firstLine="0" w:firstLineChars="0"/>
+              <w:rPr>
+                <w:rFonts w:ascii="Arial" w:hAnsi="Arial" w:eastAsia="Arial" w:cs="Arial"/>
+                <w:i w:val="false"/>
+                <w:b w:val="false"/>
+                <w:u w:val="none"/>
+                <w:strike w:val="false"/>
+                <w:sz w:val="22"/>
+                <w:szCs w:val="22"/>
+                <w:color w:val="000000"/>
+              </w:rPr>
+            </w:pPr>
+            <w:r>
+              <w:rPr>
+                <w:rFonts w:ascii="Arial" w:hAnsi="Arial" w:eastAsia="Arial" w:cs="Arial"/>
+                <w:i w:val="false"/>
+                <w:b w:val="false"/>
+                <w:u w:val="none"/>
+                <w:strike w:val="false"/>
+                <w:sz w:val="22"/>
+                <w:szCs w:val="22"/>
+                <w:color w:val="000000"/>
+              </w:rPr>
+              <w:t xml:space="preserve">0.0003</w:t>
+            </w:r>
+          </w:p>
+        </w:tc>
+        <w:tc>
+          <w:tcPr>
+            <w:tcBorders>
+              <w:bottom w:val="none" w:sz="0" w:space="0" w:color="000000"/>
+              <w:top w:val="none" w:sz="0" w:space="0" w:color="000000"/>
+              <w:left w:val="none" w:sz="0" w:space="0" w:color="000000"/>
+              <w:right w:val="none" w:sz="0" w:space="0" w:color="000000"/>
+            </w:tcBorders>
+            <w:shd w:val="clear" w:color="auto" w:fill="FFFFFF"/>
+            <w:tcMar>
+              <w:top w:w="0" w:type="dxa"/>
+              <w:bottom w:w="0" w:type="dxa"/>
+              <w:left w:w="0" w:type="dxa"/>
+              <w:right w:w="0" w:type="dxa"/>
+            </w:tcMar>
+            <w:vAlign w:val="center"/>
+          </w:tcPr>
+          <w:p>
+            <w:pPr>
+              <w:pStyle w:val="Normal"/>
+              <w:jc w:val="left"/>
+              <w:pBdr>
+                <w:bottom w:val="none" w:sz="0" w:space="0" w:color="000000"/>
+                <w:top w:val="none" w:sz="0" w:space="0" w:color="000000"/>
+                <w:left w:val="none" w:sz="0" w:space="0" w:color="000000"/>
+                <w:right w:val="none" w:sz="0" w:space="0" w:color="000000"/>
+              </w:pBdr>
+              <w:spacing w:after="100" w:before="100" w:line="240"/>
+              <w:ind w:left="100" w:right="100" w:firstLine="0" w:firstLineChars="0"/>
+              <w:rPr>
+                <w:rFonts w:ascii="Arial" w:hAnsi="Arial" w:eastAsia="Arial" w:cs="Arial"/>
+                <w:i w:val="false"/>
+                <w:b w:val="false"/>
+                <w:u w:val="none"/>
+                <w:strike w:val="false"/>
+                <w:sz w:val="22"/>
+                <w:szCs w:val="22"/>
+                <w:color w:val="000000"/>
+              </w:rPr>
+            </w:pPr>
+            <w:r>
+              <w:rPr>
+                <w:rFonts w:ascii="Arial" w:hAnsi="Arial" w:eastAsia="Arial" w:cs="Arial"/>
+                <w:i w:val="false"/>
+                <w:b w:val="false"/>
+                <w:u w:val="none"/>
+                <w:strike w:val="false"/>
+                <w:sz w:val="22"/>
+                <w:szCs w:val="22"/>
+                <w:color w:val="000000"/>
+              </w:rPr>
+              <w:t xml:space="preserve">***</w:t>
+            </w:r>
+          </w:p>
+        </w:tc>
+        <w:tc>
+          <w:tcPr>
+            <w:tcBorders>
+              <w:bottom w:val="none" w:sz="0" w:space="0" w:color="000000"/>
+              <w:top w:val="none" w:sz="0" w:space="0" w:color="000000"/>
+              <w:left w:val="none" w:sz="0" w:space="0" w:color="000000"/>
+              <w:right w:val="none" w:sz="0" w:space="0" w:color="000000"/>
+            </w:tcBorders>
+            <w:shd w:val="clear" w:color="auto" w:fill="FFFFFF"/>
+            <w:tcMar>
+              <w:top w:w="0" w:type="dxa"/>
+              <w:bottom w:w="0" w:type="dxa"/>
+              <w:left w:w="0" w:type="dxa"/>
+              <w:right w:w="0" w:type="dxa"/>
+            </w:tcMar>
+            <w:vAlign w:val="center"/>
+          </w:tcPr>
+          <w:p>
+            <w:pPr>
+              <w:pStyle w:val="Normal"/>
+              <w:jc w:val="right"/>
+              <w:pBdr>
+                <w:bottom w:val="none" w:sz="0" w:space="0" w:color="000000"/>
+                <w:top w:val="none" w:sz="0" w:space="0" w:color="000000"/>
+                <w:left w:val="none" w:sz="0" w:space="0" w:color="000000"/>
+                <w:right w:val="none" w:sz="0" w:space="0" w:color="000000"/>
+              </w:pBdr>
+              <w:spacing w:after="100" w:before="100" w:line="240"/>
+              <w:ind w:left="100" w:right="100" w:firstLine="0" w:firstLineChars="0"/>
+              <w:rPr>
+                <w:rFonts w:ascii="Arial" w:hAnsi="Arial" w:eastAsia="Arial" w:cs="Arial"/>
+                <w:i w:val="false"/>
+                <w:b w:val="false"/>
+                <w:u w:val="none"/>
+                <w:strike w:val="false"/>
+                <w:sz w:val="22"/>
+                <w:szCs w:val="22"/>
+                <w:color w:val="000000"/>
+              </w:rPr>
+            </w:pPr>
+            <w:r>
+              <w:rPr>
+                <w:rFonts w:ascii="Arial" w:hAnsi="Arial" w:eastAsia="Arial" w:cs="Arial"/>
+                <w:i w:val="false"/>
+                <w:b w:val="false"/>
+                <w:u w:val="none"/>
+                <w:strike w:val="false"/>
+                <w:sz w:val="22"/>
+                <w:szCs w:val="22"/>
+                <w:color w:val="000000"/>
+              </w:rPr>
+              <w:t xml:space="preserve">0.0099</w:t>
+            </w:r>
+          </w:p>
+        </w:tc>
+        <w:tc>
+          <w:tcPr>
+            <w:tcBorders>
+              <w:bottom w:val="none" w:sz="0" w:space="0" w:color="000000"/>
+              <w:top w:val="none" w:sz="0" w:space="0" w:color="000000"/>
+              <w:left w:val="none" w:sz="0" w:space="0" w:color="000000"/>
+              <w:right w:val="none" w:sz="0" w:space="0" w:color="000000"/>
+            </w:tcBorders>
+            <w:shd w:val="clear" w:color="auto" w:fill="FFFFFF"/>
+            <w:tcMar>
+              <w:top w:w="0" w:type="dxa"/>
+              <w:bottom w:w="0" w:type="dxa"/>
+              <w:left w:w="0" w:type="dxa"/>
+              <w:right w:w="0" w:type="dxa"/>
+            </w:tcMar>
+            <w:vAlign w:val="center"/>
+          </w:tcPr>
+          <w:p>
+            <w:pPr>
+              <w:pStyle w:val="Normal"/>
+              <w:jc w:val="right"/>
+              <w:pBdr>
+                <w:bottom w:val="none" w:sz="0" w:space="0" w:color="000000"/>
+                <w:top w:val="none" w:sz="0" w:space="0" w:color="000000"/>
+                <w:left w:val="none" w:sz="0" w:space="0" w:color="000000"/>
+                <w:right w:val="none" w:sz="0" w:space="0" w:color="000000"/>
+              </w:pBdr>
+              <w:spacing w:after="100" w:before="100" w:line="240"/>
+              <w:ind w:left="100" w:right="100" w:firstLine="0" w:firstLineChars="0"/>
+              <w:rPr>
+                <w:rFonts w:ascii="Arial" w:hAnsi="Arial" w:eastAsia="Arial" w:cs="Arial"/>
+                <w:i w:val="false"/>
+                <w:b w:val="false"/>
+                <w:u w:val="none"/>
+                <w:strike w:val="false"/>
+                <w:sz w:val="22"/>
+                <w:szCs w:val="22"/>
+                <w:color w:val="000000"/>
+              </w:rPr>
+            </w:pPr>
+            <w:r>
+              <w:rPr>
+                <w:rFonts w:ascii="Arial" w:hAnsi="Arial" w:eastAsia="Arial" w:cs="Arial"/>
+                <w:i w:val="false"/>
+                <w:b w:val="false"/>
+                <w:u w:val="none"/>
+                <w:strike w:val="false"/>
+                <w:sz w:val="22"/>
+                <w:szCs w:val="22"/>
+                <w:color w:val="000000"/>
+              </w:rPr>
+              <w:t xml:space="preserve">0.0333</w:t>
+            </w:r>
+          </w:p>
+        </w:tc>
+        <w:tc>
+          <w:tcPr>
+            <w:tcBorders>
+              <w:bottom w:val="none" w:sz="0" w:space="0" w:color="000000"/>
+              <w:top w:val="none" w:sz="0" w:space="0" w:color="000000"/>
+              <w:left w:val="none" w:sz="0" w:space="0" w:color="000000"/>
+              <w:right w:val="none" w:sz="0" w:space="0" w:color="000000"/>
+            </w:tcBorders>
+            <w:shd w:val="clear" w:color="auto" w:fill="FFFFFF"/>
+            <w:tcMar>
+              <w:top w:w="0" w:type="dxa"/>
+              <w:bottom w:w="0" w:type="dxa"/>
+              <w:left w:w="0" w:type="dxa"/>
+              <w:right w:w="0" w:type="dxa"/>
+            </w:tcMar>
+            <w:vAlign w:val="center"/>
+          </w:tcPr>
+          <w:p>
+            <w:pPr>
+              <w:pStyle w:val="Normal"/>
+              <w:jc w:val="right"/>
+              <w:pBdr>
+                <w:bottom w:val="none" w:sz="0" w:space="0" w:color="000000"/>
+                <w:top w:val="none" w:sz="0" w:space="0" w:color="000000"/>
+                <w:left w:val="none" w:sz="0" w:space="0" w:color="000000"/>
+                <w:right w:val="none" w:sz="0" w:space="0" w:color="000000"/>
+              </w:pBdr>
+              <w:spacing w:after="100" w:before="100" w:line="240"/>
+              <w:ind w:left="100" w:right="100" w:firstLine="0" w:firstLineChars="0"/>
+              <w:rPr>
+                <w:rFonts w:ascii="Arial" w:hAnsi="Arial" w:eastAsia="Arial" w:cs="Arial"/>
+                <w:i w:val="false"/>
+                <w:b w:val="false"/>
+                <w:u w:val="none"/>
+                <w:strike w:val="false"/>
+                <w:sz w:val="22"/>
+                <w:szCs w:val="22"/>
+                <w:color w:val="000000"/>
+              </w:rPr>
+            </w:pPr>
+            <w:r>
+              <w:rPr>
+                <w:rFonts w:ascii="Arial" w:hAnsi="Arial" w:eastAsia="Arial" w:cs="Arial"/>
+                <w:i w:val="false"/>
+                <w:b w:val="false"/>
+                <w:u w:val="none"/>
+                <w:strike w:val="false"/>
+                <w:sz w:val="22"/>
+                <w:szCs w:val="22"/>
+                <w:color w:val="000000"/>
+              </w:rPr>
+              <w:t xml:space="preserve">35,728</w:t>
+            </w:r>
+          </w:p>
+        </w:tc>
+        <w:tc>
+          <w:tcPr>
+            <w:tcBorders>
+              <w:bottom w:val="none" w:sz="0" w:space="0" w:color="000000"/>
+              <w:top w:val="none" w:sz="0" w:space="0" w:color="000000"/>
+              <w:left w:val="none" w:sz="0" w:space="0" w:color="000000"/>
+              <w:right w:val="none" w:sz="0" w:space="0" w:color="000000"/>
+            </w:tcBorders>
+            <w:shd w:val="clear" w:color="auto" w:fill="FFFFFF"/>
+            <w:tcMar>
+              <w:top w:w="0" w:type="dxa"/>
+              <w:bottom w:w="0" w:type="dxa"/>
+              <w:left w:w="0" w:type="dxa"/>
+              <w:right w:w="0" w:type="dxa"/>
+            </w:tcMar>
+            <w:vAlign w:val="center"/>
+          </w:tcPr>
+          <w:p>
+            <w:pPr>
+              <w:pStyle w:val="Normal"/>
+              <w:jc w:val="right"/>
+              <w:pBdr>
+                <w:bottom w:val="none" w:sz="0" w:space="0" w:color="000000"/>
+                <w:top w:val="none" w:sz="0" w:space="0" w:color="000000"/>
+                <w:left w:val="none" w:sz="0" w:space="0" w:color="000000"/>
+                <w:right w:val="none" w:sz="0" w:space="0" w:color="000000"/>
+              </w:pBdr>
+              <w:spacing w:after="100" w:before="100" w:line="240"/>
+              <w:ind w:left="100" w:right="100" w:firstLine="0" w:firstLineChars="0"/>
+              <w:rPr>
+                <w:rFonts w:ascii="Arial" w:hAnsi="Arial" w:eastAsia="Arial" w:cs="Arial"/>
+                <w:i w:val="false"/>
+                <w:b w:val="false"/>
+                <w:u w:val="none"/>
+                <w:strike w:val="false"/>
+                <w:sz w:val="22"/>
+                <w:szCs w:val="22"/>
+                <w:color w:val="000000"/>
+              </w:rPr>
+            </w:pPr>
+            <w:r>
+              <w:rPr>
+                <w:rFonts w:ascii="Arial" w:hAnsi="Arial" w:eastAsia="Arial" w:cs="Arial"/>
+                <w:i w:val="false"/>
+                <w:b w:val="false"/>
+                <w:u w:val="none"/>
+                <w:strike w:val="false"/>
+                <w:sz w:val="22"/>
+                <w:szCs w:val="22"/>
+                <w:color w:val="000000"/>
+              </w:rPr>
+              <w:t xml:space="preserve">2.1649</w:t>
+            </w:r>
+          </w:p>
+        </w:tc>
+      </w:tr>
+      <w:tr>
+        <w:trPr>
+          <w:trHeight w:val="608" w:hRule="auto"/>
+        </w:trPr>
+        <w:tc>
+          <w:tcPr>
+            <w:tcBorders>
+              <w:bottom w:val="none" w:sz="0" w:space="0" w:color="000000"/>
+              <w:top w:val="none" w:sz="0" w:space="0" w:color="000000"/>
+              <w:left w:val="none" w:sz="0" w:space="0" w:color="000000"/>
+              <w:right w:val="none" w:sz="0" w:space="0" w:color="000000"/>
+            </w:tcBorders>
+            <w:shd w:val="clear" w:color="auto" w:fill="FFFFFF"/>
+            <w:tcMar>
+              <w:top w:w="0" w:type="dxa"/>
+              <w:bottom w:w="0" w:type="dxa"/>
+              <w:left w:w="0" w:type="dxa"/>
+              <w:right w:w="0" w:type="dxa"/>
+            </w:tcMar>
+            <w:vAlign w:val="center"/>
+          </w:tcPr>
+          <w:p>
+            <w:pPr>
+              <w:pStyle w:val="Normal"/>
+              <w:jc w:val="left"/>
+              <w:pBdr>
+                <w:bottom w:val="none" w:sz="0" w:space="0" w:color="000000"/>
+                <w:top w:val="none" w:sz="0" w:space="0" w:color="000000"/>
+                <w:left w:val="none" w:sz="0" w:space="0" w:color="000000"/>
+                <w:right w:val="none" w:sz="0" w:space="0" w:color="000000"/>
+              </w:pBdr>
+              <w:spacing w:after="100" w:before="100" w:line="240"/>
+              <w:ind w:left="100" w:right="100" w:firstLine="0" w:firstLineChars="0"/>
+              <w:rPr>
+                <w:rFonts w:ascii="Arial" w:hAnsi="Arial" w:eastAsia="Arial" w:cs="Arial"/>
+                <w:i w:val="false"/>
+                <w:b w:val="false"/>
+                <w:u w:val="none"/>
+                <w:strike w:val="false"/>
+                <w:sz w:val="22"/>
+                <w:szCs w:val="22"/>
+                <w:color w:val="000000"/>
+              </w:rPr>
+            </w:pPr>
+            <w:r>
+              <w:rPr>
+                <w:rFonts w:ascii="Arial" w:hAnsi="Arial" w:eastAsia="Arial" w:cs="Arial"/>
+                <w:i w:val="false"/>
+                <w:b w:val="false"/>
+                <w:u w:val="none"/>
+                <w:strike w:val="false"/>
+                <w:sz w:val="22"/>
+                <w:szCs w:val="22"/>
+                <w:color w:val="000000"/>
+              </w:rPr>
+              <w:t xml:space="preserve">Todas las firmas</w:t>
+            </w:r>
+          </w:p>
+        </w:tc>
+        <w:tc>
+          <w:tcPr>
+            <w:tcBorders>
+              <w:bottom w:val="none" w:sz="0" w:space="0" w:color="000000"/>
+              <w:top w:val="none" w:sz="0" w:space="0" w:color="000000"/>
+              <w:left w:val="none" w:sz="0" w:space="0" w:color="000000"/>
+              <w:right w:val="none" w:sz="0" w:space="0" w:color="000000"/>
+            </w:tcBorders>
+            <w:shd w:val="clear" w:color="auto" w:fill="FFFFFF"/>
+            <w:tcMar>
+              <w:top w:w="0" w:type="dxa"/>
+              <w:bottom w:w="0" w:type="dxa"/>
+              <w:left w:w="0" w:type="dxa"/>
+              <w:right w:w="0" w:type="dxa"/>
+            </w:tcMar>
+            <w:vAlign w:val="center"/>
+          </w:tcPr>
+          <w:p>
+            <w:pPr>
+              <w:pStyle w:val="Normal"/>
+              <w:jc w:val="left"/>
+              <w:pBdr>
+                <w:bottom w:val="none" w:sz="0" w:space="0" w:color="000000"/>
+                <w:top w:val="none" w:sz="0" w:space="0" w:color="000000"/>
+                <w:left w:val="none" w:sz="0" w:space="0" w:color="000000"/>
+                <w:right w:val="none" w:sz="0" w:space="0" w:color="000000"/>
+              </w:pBdr>
+              <w:spacing w:after="100" w:before="100" w:line="240"/>
+              <w:ind w:left="100" w:right="100" w:firstLine="0" w:firstLineChars="0"/>
+              <w:rPr>
+                <w:rFonts w:ascii="Arial" w:hAnsi="Arial" w:eastAsia="Arial" w:cs="Arial"/>
+                <w:i w:val="false"/>
+                <w:b w:val="false"/>
+                <w:u w:val="none"/>
+                <w:strike w:val="false"/>
+                <w:sz w:val="22"/>
+                <w:szCs w:val="22"/>
+                <w:color w:val="000000"/>
+              </w:rPr>
+            </w:pPr>
+            <w:r>
+              <w:rPr>
+                <w:rFonts w:ascii="Arial" w:hAnsi="Arial" w:eastAsia="Arial" w:cs="Arial"/>
+                <w:i w:val="false"/>
+                <w:b w:val="false"/>
+                <w:u w:val="none"/>
+                <w:strike w:val="false"/>
+                <w:sz w:val="22"/>
+                <w:szCs w:val="22"/>
+                <w:color w:val="000000"/>
+              </w:rPr>
+              <w:t xml:space="preserve">Empleo total (log)</w:t>
+            </w:r>
+          </w:p>
+        </w:tc>
+        <w:tc>
+          <w:tcPr>
+            <w:tcBorders>
+              <w:bottom w:val="none" w:sz="0" w:space="0" w:color="000000"/>
+              <w:top w:val="none" w:sz="0" w:space="0" w:color="000000"/>
+              <w:left w:val="none" w:sz="0" w:space="0" w:color="000000"/>
+              <w:right w:val="none" w:sz="0" w:space="0" w:color="000000"/>
+            </w:tcBorders>
+            <w:shd w:val="clear" w:color="auto" w:fill="FFFFFF"/>
+            <w:tcMar>
+              <w:top w:w="0" w:type="dxa"/>
+              <w:bottom w:w="0" w:type="dxa"/>
+              <w:left w:w="0" w:type="dxa"/>
+              <w:right w:w="0" w:type="dxa"/>
+            </w:tcMar>
+            <w:vAlign w:val="center"/>
+          </w:tcPr>
+          <w:p>
+            <w:pPr>
+              <w:pStyle w:val="Normal"/>
+              <w:jc w:val="left"/>
+              <w:pBdr>
+                <w:bottom w:val="none" w:sz="0" w:space="0" w:color="000000"/>
+                <w:top w:val="none" w:sz="0" w:space="0" w:color="000000"/>
+                <w:left w:val="none" w:sz="0" w:space="0" w:color="000000"/>
+                <w:right w:val="none" w:sz="0" w:space="0" w:color="000000"/>
+              </w:pBdr>
+              <w:spacing w:after="100" w:before="100" w:line="240"/>
+              <w:ind w:left="100" w:right="100" w:firstLine="0" w:firstLineChars="0"/>
+              <w:rPr>
+                <w:rFonts w:ascii="Arial" w:hAnsi="Arial" w:eastAsia="Arial" w:cs="Arial"/>
+                <w:i w:val="false"/>
+                <w:b w:val="false"/>
+                <w:u w:val="none"/>
+                <w:strike w:val="false"/>
+                <w:sz w:val="22"/>
+                <w:szCs w:val="22"/>
+                <w:color w:val="000000"/>
+              </w:rPr>
+            </w:pPr>
+            <w:r>
+              <w:rPr>
+                <w:rFonts w:ascii="Arial" w:hAnsi="Arial" w:eastAsia="Arial" w:cs="Arial"/>
+                <w:i w:val="false"/>
+                <w:b w:val="false"/>
+                <w:u w:val="none"/>
+                <w:strike w:val="false"/>
+                <w:sz w:val="22"/>
+                <w:szCs w:val="22"/>
+                <w:color w:val="000000"/>
+              </w:rPr>
+              <w:t xml:space="preserve">A. 2023 frente a 2022</w:t>
+            </w:r>
+          </w:p>
+        </w:tc>
+        <w:tc>
+          <w:tcPr>
+            <w:tcBorders>
+              <w:bottom w:val="none" w:sz="0" w:space="0" w:color="000000"/>
+              <w:top w:val="none" w:sz="0" w:space="0" w:color="000000"/>
+              <w:left w:val="none" w:sz="0" w:space="0" w:color="000000"/>
+              <w:right w:val="none" w:sz="0" w:space="0" w:color="000000"/>
+            </w:tcBorders>
+            <w:shd w:val="clear" w:color="auto" w:fill="FFFFFF"/>
+            <w:tcMar>
+              <w:top w:w="0" w:type="dxa"/>
+              <w:bottom w:w="0" w:type="dxa"/>
+              <w:left w:w="0" w:type="dxa"/>
+              <w:right w:w="0" w:type="dxa"/>
+            </w:tcMar>
+            <w:vAlign w:val="center"/>
+          </w:tcPr>
+          <w:p>
+            <w:pPr>
+              <w:pStyle w:val="Normal"/>
+              <w:jc w:val="right"/>
+              <w:pBdr>
+                <w:bottom w:val="none" w:sz="0" w:space="0" w:color="000000"/>
+                <w:top w:val="none" w:sz="0" w:space="0" w:color="000000"/>
+                <w:left w:val="none" w:sz="0" w:space="0" w:color="000000"/>
+                <w:right w:val="none" w:sz="0" w:space="0" w:color="000000"/>
+              </w:pBdr>
+              <w:spacing w:after="100" w:before="100" w:line="240"/>
+              <w:ind w:left="100" w:right="100" w:firstLine="0" w:firstLineChars="0"/>
+              <w:rPr>
+                <w:rFonts w:ascii="Arial" w:hAnsi="Arial" w:eastAsia="Arial" w:cs="Arial"/>
+                <w:i w:val="false"/>
+                <w:b w:val="false"/>
+                <w:u w:val="none"/>
+                <w:strike w:val="false"/>
+                <w:sz w:val="22"/>
+                <w:szCs w:val="22"/>
+                <w:color w:val="000000"/>
+              </w:rPr>
+            </w:pPr>
+            <w:r>
+              <w:rPr>
+                <w:rFonts w:ascii="Arial" w:hAnsi="Arial" w:eastAsia="Arial" w:cs="Arial"/>
+                <w:i w:val="false"/>
+                <w:b w:val="false"/>
+                <w:u w:val="none"/>
+                <w:strike w:val="false"/>
+                <w:sz w:val="22"/>
+                <w:szCs w:val="22"/>
+                <w:color w:val="000000"/>
+              </w:rPr>
+              <w:t xml:space="preserve">-0.0076</w:t>
+            </w:r>
+          </w:p>
+        </w:tc>
+        <w:tc>
+          <w:tcPr>
+            <w:tcBorders>
+              <w:bottom w:val="none" w:sz="0" w:space="0" w:color="000000"/>
+              <w:top w:val="none" w:sz="0" w:space="0" w:color="000000"/>
+              <w:left w:val="none" w:sz="0" w:space="0" w:color="000000"/>
+              <w:right w:val="none" w:sz="0" w:space="0" w:color="000000"/>
+            </w:tcBorders>
+            <w:shd w:val="clear" w:color="auto" w:fill="FFFFFF"/>
+            <w:tcMar>
+              <w:top w:w="0" w:type="dxa"/>
+              <w:bottom w:w="0" w:type="dxa"/>
+              <w:left w:w="0" w:type="dxa"/>
+              <w:right w:w="0" w:type="dxa"/>
+            </w:tcMar>
+            <w:vAlign w:val="center"/>
+          </w:tcPr>
+          <w:p>
+            <w:pPr>
+              <w:pStyle w:val="Normal"/>
+              <w:jc w:val="right"/>
+              <w:pBdr>
+                <w:bottom w:val="none" w:sz="0" w:space="0" w:color="000000"/>
+                <w:top w:val="none" w:sz="0" w:space="0" w:color="000000"/>
+                <w:left w:val="none" w:sz="0" w:space="0" w:color="000000"/>
+                <w:right w:val="none" w:sz="0" w:space="0" w:color="000000"/>
+              </w:pBdr>
+              <w:spacing w:after="100" w:before="100" w:line="240"/>
+              <w:ind w:left="100" w:right="100" w:firstLine="0" w:firstLineChars="0"/>
+              <w:rPr>
+                <w:rFonts w:ascii="Arial" w:hAnsi="Arial" w:eastAsia="Arial" w:cs="Arial"/>
+                <w:i w:val="false"/>
+                <w:b w:val="false"/>
+                <w:u w:val="none"/>
+                <w:strike w:val="false"/>
+                <w:sz w:val="22"/>
+                <w:szCs w:val="22"/>
+                <w:color w:val="000000"/>
+              </w:rPr>
+            </w:pPr>
+            <w:r>
+              <w:rPr>
+                <w:rFonts w:ascii="Arial" w:hAnsi="Arial" w:eastAsia="Arial" w:cs="Arial"/>
+                <w:i w:val="false"/>
+                <w:b w:val="false"/>
+                <w:u w:val="none"/>
+                <w:strike w:val="false"/>
+                <w:sz w:val="22"/>
+                <w:szCs w:val="22"/>
+                <w:color w:val="000000"/>
+              </w:rPr>
+              <w:t xml:space="preserve">0.0058</w:t>
+            </w:r>
+          </w:p>
+        </w:tc>
+        <w:tc>
+          <w:tcPr>
+            <w:tcBorders>
+              <w:bottom w:val="none" w:sz="0" w:space="0" w:color="000000"/>
+              <w:top w:val="none" w:sz="0" w:space="0" w:color="000000"/>
+              <w:left w:val="none" w:sz="0" w:space="0" w:color="000000"/>
+              <w:right w:val="none" w:sz="0" w:space="0" w:color="000000"/>
+            </w:tcBorders>
+            <w:shd w:val="clear" w:color="auto" w:fill="FFFFFF"/>
+            <w:tcMar>
+              <w:top w:w="0" w:type="dxa"/>
+              <w:bottom w:w="0" w:type="dxa"/>
+              <w:left w:w="0" w:type="dxa"/>
+              <w:right w:w="0" w:type="dxa"/>
+            </w:tcMar>
+            <w:vAlign w:val="center"/>
+          </w:tcPr>
+          <w:p>
+            <w:pPr>
+              <w:pStyle w:val="Normal"/>
+              <w:jc w:val="right"/>
+              <w:pBdr>
+                <w:bottom w:val="none" w:sz="0" w:space="0" w:color="000000"/>
+                <w:top w:val="none" w:sz="0" w:space="0" w:color="000000"/>
+                <w:left w:val="none" w:sz="0" w:space="0" w:color="000000"/>
+                <w:right w:val="none" w:sz="0" w:space="0" w:color="000000"/>
+              </w:pBdr>
+              <w:spacing w:after="100" w:before="100" w:line="240"/>
+              <w:ind w:left="100" w:right="100" w:firstLine="0" w:firstLineChars="0"/>
+              <w:rPr>
+                <w:rFonts w:ascii="Arial" w:hAnsi="Arial" w:eastAsia="Arial" w:cs="Arial"/>
+                <w:i w:val="false"/>
+                <w:b w:val="false"/>
+                <w:u w:val="none"/>
+                <w:strike w:val="false"/>
+                <w:sz w:val="22"/>
+                <w:szCs w:val="22"/>
+                <w:color w:val="000000"/>
+              </w:rPr>
+            </w:pPr>
+            <w:r>
+              <w:rPr>
+                <w:rFonts w:ascii="Arial" w:hAnsi="Arial" w:eastAsia="Arial" w:cs="Arial"/>
+                <w:i w:val="false"/>
+                <w:b w:val="false"/>
+                <w:u w:val="none"/>
+                <w:strike w:val="false"/>
+                <w:sz w:val="22"/>
+                <w:szCs w:val="22"/>
+                <w:color w:val="000000"/>
+              </w:rPr>
+              <w:t xml:space="preserve">0.1849</w:t>
+            </w:r>
+          </w:p>
+        </w:tc>
+        <w:tc>
+          <w:tcPr>
+            <w:tcBorders>
+              <w:bottom w:val="none" w:sz="0" w:space="0" w:color="000000"/>
+              <w:top w:val="none" w:sz="0" w:space="0" w:color="000000"/>
+              <w:left w:val="none" w:sz="0" w:space="0" w:color="000000"/>
+              <w:right w:val="none" w:sz="0" w:space="0" w:color="000000"/>
+            </w:tcBorders>
+            <w:shd w:val="clear" w:color="auto" w:fill="FFFFFF"/>
+            <w:tcMar>
+              <w:top w:w="0" w:type="dxa"/>
+              <w:bottom w:w="0" w:type="dxa"/>
+              <w:left w:w="0" w:type="dxa"/>
+              <w:right w:w="0" w:type="dxa"/>
+            </w:tcMar>
+            <w:vAlign w:val="center"/>
+          </w:tcPr>
+          <w:p>
+            <w:pPr>
+              <w:pStyle w:val="Normal"/>
+              <w:jc w:val="left"/>
+              <w:pBdr>
+                <w:bottom w:val="none" w:sz="0" w:space="0" w:color="000000"/>
+                <w:top w:val="none" w:sz="0" w:space="0" w:color="000000"/>
+                <w:left w:val="none" w:sz="0" w:space="0" w:color="000000"/>
+                <w:right w:val="none" w:sz="0" w:space="0" w:color="000000"/>
+              </w:pBdr>
+              <w:spacing w:after="100" w:before="100" w:line="240"/>
+              <w:ind w:left="100" w:right="100" w:firstLine="0" w:firstLineChars="0"/>
+              <w:rPr>
+                <w:rFonts w:ascii="Arial" w:hAnsi="Arial" w:eastAsia="Arial" w:cs="Arial"/>
+                <w:i w:val="false"/>
+                <w:b w:val="false"/>
+                <w:u w:val="none"/>
+                <w:strike w:val="false"/>
+                <w:sz w:val="22"/>
+                <w:szCs w:val="22"/>
+                <w:color w:val="000000"/>
+              </w:rPr>
+            </w:pPr>
+            <w:r>
+              <w:rPr>
+                <w:rFonts w:ascii="Arial" w:hAnsi="Arial" w:eastAsia="Arial" w:cs="Arial"/>
+                <w:i w:val="false"/>
+                <w:b w:val="false"/>
+                <w:u w:val="none"/>
+                <w:strike w:val="false"/>
+                <w:sz w:val="22"/>
+                <w:szCs w:val="22"/>
+                <w:color w:val="000000"/>
+              </w:rPr>
+              <w:t xml:space="preserve"/>
+            </w:r>
+          </w:p>
+        </w:tc>
+        <w:tc>
+          <w:tcPr>
+            <w:tcBorders>
+              <w:bottom w:val="none" w:sz="0" w:space="0" w:color="000000"/>
+              <w:top w:val="none" w:sz="0" w:space="0" w:color="000000"/>
+              <w:left w:val="none" w:sz="0" w:space="0" w:color="000000"/>
+              <w:right w:val="none" w:sz="0" w:space="0" w:color="000000"/>
+            </w:tcBorders>
+            <w:shd w:val="clear" w:color="auto" w:fill="FFFFFF"/>
+            <w:tcMar>
+              <w:top w:w="0" w:type="dxa"/>
+              <w:bottom w:w="0" w:type="dxa"/>
+              <w:left w:w="0" w:type="dxa"/>
+              <w:right w:w="0" w:type="dxa"/>
+            </w:tcMar>
+            <w:vAlign w:val="center"/>
+          </w:tcPr>
+          <w:p>
+            <w:pPr>
+              <w:pStyle w:val="Normal"/>
+              <w:jc w:val="right"/>
+              <w:pBdr>
+                <w:bottom w:val="none" w:sz="0" w:space="0" w:color="000000"/>
+                <w:top w:val="none" w:sz="0" w:space="0" w:color="000000"/>
+                <w:left w:val="none" w:sz="0" w:space="0" w:color="000000"/>
+                <w:right w:val="none" w:sz="0" w:space="0" w:color="000000"/>
+              </w:pBdr>
+              <w:spacing w:after="100" w:before="100" w:line="240"/>
+              <w:ind w:left="100" w:right="100" w:firstLine="0" w:firstLineChars="0"/>
+              <w:rPr>
+                <w:rFonts w:ascii="Arial" w:hAnsi="Arial" w:eastAsia="Arial" w:cs="Arial"/>
+                <w:i w:val="false"/>
+                <w:b w:val="false"/>
+                <w:u w:val="none"/>
+                <w:strike w:val="false"/>
+                <w:sz w:val="22"/>
+                <w:szCs w:val="22"/>
+                <w:color w:val="000000"/>
+              </w:rPr>
+            </w:pPr>
+            <w:r>
+              <w:rPr>
+                <w:rFonts w:ascii="Arial" w:hAnsi="Arial" w:eastAsia="Arial" w:cs="Arial"/>
+                <w:i w:val="false"/>
+                <w:b w:val="false"/>
+                <w:u w:val="none"/>
+                <w:strike w:val="false"/>
+                <w:sz w:val="22"/>
+                <w:szCs w:val="22"/>
+                <w:color w:val="000000"/>
+              </w:rPr>
+              <w:t xml:space="preserve">-0.0189</w:t>
+            </w:r>
+          </w:p>
+        </w:tc>
+        <w:tc>
+          <w:tcPr>
+            <w:tcBorders>
+              <w:bottom w:val="none" w:sz="0" w:space="0" w:color="000000"/>
+              <w:top w:val="none" w:sz="0" w:space="0" w:color="000000"/>
+              <w:left w:val="none" w:sz="0" w:space="0" w:color="000000"/>
+              <w:right w:val="none" w:sz="0" w:space="0" w:color="000000"/>
+            </w:tcBorders>
+            <w:shd w:val="clear" w:color="auto" w:fill="FFFFFF"/>
+            <w:tcMar>
+              <w:top w:w="0" w:type="dxa"/>
+              <w:bottom w:w="0" w:type="dxa"/>
+              <w:left w:w="0" w:type="dxa"/>
+              <w:right w:w="0" w:type="dxa"/>
+            </w:tcMar>
+            <w:vAlign w:val="center"/>
+          </w:tcPr>
+          <w:p>
+            <w:pPr>
+              <w:pStyle w:val="Normal"/>
+              <w:jc w:val="right"/>
+              <w:pBdr>
+                <w:bottom w:val="none" w:sz="0" w:space="0" w:color="000000"/>
+                <w:top w:val="none" w:sz="0" w:space="0" w:color="000000"/>
+                <w:left w:val="none" w:sz="0" w:space="0" w:color="000000"/>
+                <w:right w:val="none" w:sz="0" w:space="0" w:color="000000"/>
+              </w:pBdr>
+              <w:spacing w:after="100" w:before="100" w:line="240"/>
+              <w:ind w:left="100" w:right="100" w:firstLine="0" w:firstLineChars="0"/>
+              <w:rPr>
+                <w:rFonts w:ascii="Arial" w:hAnsi="Arial" w:eastAsia="Arial" w:cs="Arial"/>
+                <w:i w:val="false"/>
+                <w:b w:val="false"/>
+                <w:u w:val="none"/>
+                <w:strike w:val="false"/>
+                <w:sz w:val="22"/>
+                <w:szCs w:val="22"/>
+                <w:color w:val="000000"/>
+              </w:rPr>
+            </w:pPr>
+            <w:r>
+              <w:rPr>
+                <w:rFonts w:ascii="Arial" w:hAnsi="Arial" w:eastAsia="Arial" w:cs="Arial"/>
+                <w:i w:val="false"/>
+                <w:b w:val="false"/>
+                <w:u w:val="none"/>
+                <w:strike w:val="false"/>
+                <w:sz w:val="22"/>
+                <w:szCs w:val="22"/>
+                <w:color w:val="000000"/>
+              </w:rPr>
+              <w:t xml:space="preserve">0.0037</w:t>
+            </w:r>
+          </w:p>
+        </w:tc>
+        <w:tc>
+          <w:tcPr>
+            <w:tcBorders>
+              <w:bottom w:val="none" w:sz="0" w:space="0" w:color="000000"/>
+              <w:top w:val="none" w:sz="0" w:space="0" w:color="000000"/>
+              <w:left w:val="none" w:sz="0" w:space="0" w:color="000000"/>
+              <w:right w:val="none" w:sz="0" w:space="0" w:color="000000"/>
+            </w:tcBorders>
+            <w:shd w:val="clear" w:color="auto" w:fill="FFFFFF"/>
+            <w:tcMar>
+              <w:top w:w="0" w:type="dxa"/>
+              <w:bottom w:w="0" w:type="dxa"/>
+              <w:left w:w="0" w:type="dxa"/>
+              <w:right w:w="0" w:type="dxa"/>
+            </w:tcMar>
+            <w:vAlign w:val="center"/>
+          </w:tcPr>
+          <w:p>
+            <w:pPr>
+              <w:pStyle w:val="Normal"/>
+              <w:jc w:val="right"/>
+              <w:pBdr>
+                <w:bottom w:val="none" w:sz="0" w:space="0" w:color="000000"/>
+                <w:top w:val="none" w:sz="0" w:space="0" w:color="000000"/>
+                <w:left w:val="none" w:sz="0" w:space="0" w:color="000000"/>
+                <w:right w:val="none" w:sz="0" w:space="0" w:color="000000"/>
+              </w:pBdr>
+              <w:spacing w:after="100" w:before="100" w:line="240"/>
+              <w:ind w:left="100" w:right="100" w:firstLine="0" w:firstLineChars="0"/>
+              <w:rPr>
+                <w:rFonts w:ascii="Arial" w:hAnsi="Arial" w:eastAsia="Arial" w:cs="Arial"/>
+                <w:i w:val="false"/>
+                <w:b w:val="false"/>
+                <w:u w:val="none"/>
+                <w:strike w:val="false"/>
+                <w:sz w:val="22"/>
+                <w:szCs w:val="22"/>
+                <w:color w:val="000000"/>
+              </w:rPr>
+            </w:pPr>
+            <w:r>
+              <w:rPr>
+                <w:rFonts w:ascii="Arial" w:hAnsi="Arial" w:eastAsia="Arial" w:cs="Arial"/>
+                <w:i w:val="false"/>
+                <w:b w:val="false"/>
+                <w:u w:val="none"/>
+                <w:strike w:val="false"/>
+                <w:sz w:val="22"/>
+                <w:szCs w:val="22"/>
+                <w:color w:val="000000"/>
+              </w:rPr>
+              <w:t xml:space="preserve">44,615</w:t>
+            </w:r>
+          </w:p>
+        </w:tc>
+        <w:tc>
+          <w:tcPr>
+            <w:tcBorders>
+              <w:bottom w:val="none" w:sz="0" w:space="0" w:color="000000"/>
+              <w:top w:val="none" w:sz="0" w:space="0" w:color="000000"/>
+              <w:left w:val="none" w:sz="0" w:space="0" w:color="000000"/>
+              <w:right w:val="none" w:sz="0" w:space="0" w:color="000000"/>
+            </w:tcBorders>
+            <w:shd w:val="clear" w:color="auto" w:fill="FFFFFF"/>
+            <w:tcMar>
+              <w:top w:w="0" w:type="dxa"/>
+              <w:bottom w:w="0" w:type="dxa"/>
+              <w:left w:w="0" w:type="dxa"/>
+              <w:right w:w="0" w:type="dxa"/>
+            </w:tcMar>
+            <w:vAlign w:val="center"/>
+          </w:tcPr>
+          <w:p>
+            <w:pPr>
+              <w:pStyle w:val="Normal"/>
+              <w:jc w:val="right"/>
+              <w:pBdr>
+                <w:bottom w:val="none" w:sz="0" w:space="0" w:color="000000"/>
+                <w:top w:val="none" w:sz="0" w:space="0" w:color="000000"/>
+                <w:left w:val="none" w:sz="0" w:space="0" w:color="000000"/>
+                <w:right w:val="none" w:sz="0" w:space="0" w:color="000000"/>
+              </w:pBdr>
+              <w:spacing w:after="100" w:before="100" w:line="240"/>
+              <w:ind w:left="100" w:right="100" w:firstLine="0" w:firstLineChars="0"/>
+              <w:rPr>
+                <w:rFonts w:ascii="Arial" w:hAnsi="Arial" w:eastAsia="Arial" w:cs="Arial"/>
+                <w:i w:val="false"/>
+                <w:b w:val="false"/>
+                <w:u w:val="none"/>
+                <w:strike w:val="false"/>
+                <w:sz w:val="22"/>
+                <w:szCs w:val="22"/>
+                <w:color w:val="000000"/>
+              </w:rPr>
+            </w:pPr>
+            <w:r>
+              <w:rPr>
+                <w:rFonts w:ascii="Arial" w:hAnsi="Arial" w:eastAsia="Arial" w:cs="Arial"/>
+                <w:i w:val="false"/>
+                <w:b w:val="false"/>
+                <w:u w:val="none"/>
+                <w:strike w:val="false"/>
+                <w:sz w:val="22"/>
+                <w:szCs w:val="22"/>
+                <w:color w:val="000000"/>
+              </w:rPr>
+              <w:t xml:space="preserve">-0.7640</w:t>
             </w:r>
           </w:p>
         </w:tc>
@@ -2401,6 +5062,61 @@
           <w:p>
             <w:pPr>
               <w:pStyle w:val="Normal"/>
+              <w:jc w:val="left"/>
+              <w:pBdr>
+                <w:bottom w:val="none" w:sz="0" w:space="0" w:color="000000"/>
+                <w:top w:val="none" w:sz="0" w:space="0" w:color="000000"/>
+                <w:left w:val="none" w:sz="0" w:space="0" w:color="000000"/>
+                <w:right w:val="none" w:sz="0" w:space="0" w:color="000000"/>
+              </w:pBdr>
+              <w:spacing w:after="100" w:before="100" w:line="240"/>
+              <w:ind w:left="100" w:right="100" w:firstLine="0" w:firstLineChars="0"/>
+              <w:rPr>
+                <w:rFonts w:ascii="Arial" w:hAnsi="Arial" w:eastAsia="Arial" w:cs="Arial"/>
+                <w:i w:val="false"/>
+                <w:b w:val="false"/>
+                <w:u w:val="none"/>
+                <w:strike w:val="false"/>
+                <w:sz w:val="22"/>
+                <w:szCs w:val="22"/>
+                <w:color w:val="000000"/>
+              </w:rPr>
+            </w:pPr>
+            <w:r>
+              <w:rPr>
+                <w:rFonts w:ascii="Arial" w:hAnsi="Arial" w:eastAsia="Arial" w:cs="Arial"/>
+                <w:i w:val="false"/>
+                <w:b w:val="false"/>
+                <w:u w:val="none"/>
+                <w:strike w:val="false"/>
+                <w:sz w:val="22"/>
+                <w:szCs w:val="22"/>
+                <w:color w:val="000000"/>
+              </w:rPr>
+              <w:t xml:space="preserve">A. 2023 frente a 2022</w:t>
+            </w:r>
+          </w:p>
+        </w:tc>
+        <w:tc>
+          <w:tcPr>
+            <w:tcBorders>
+              <w:bottom w:val="single" w:sz="12" w:space="0" w:color="666666"/>
+              <w:top w:val="none" w:sz="0" w:space="0" w:color="000000"/>
+              <w:left w:val="none" w:sz="0" w:space="0" w:color="000000"/>
+              <w:right w:val="none" w:sz="0" w:space="0" w:color="000000"/>
+            </w:tcBorders>
+            <w:shd w:val="clear" w:color="auto" w:fill="FFFFFF"/>
+            <w:tcMar>
+              <w:top w:w="0" w:type="dxa"/>
+              <w:bottom w:w="0" w:type="dxa"/>
+              <w:left w:w="0" w:type="dxa"/>
+              <w:right w:w="0" w:type="dxa"/>
+            </w:tcMar>
+            <w:vAlign w:val="center"/>
+          </w:tcPr>
+          <w:p>
+            <w:pPr>
+              <w:pStyle w:val="Normal"/>
               <w:jc w:val="right"/>
               <w:pBdr>
                 <w:bottom w:val="none" w:sz="0" w:space="0" w:color="000000"/>
@@ -2432,7 +5148,7 @@
                 <w:szCs w:val="22"/>
                 <w:color w:val="000000"/>
               </w:rPr>
-              <w:t xml:space="preserve">-0.0390</w:t>
+              <w:t xml:space="preserve">-0.0044</w:t>
             </w:r>
           </w:p>
         </w:tc>
@@ -2487,7 +5203,7 @@
                 <w:szCs w:val="22"/>
                 <w:color w:val="000000"/>
               </w:rPr>
-              <w:t xml:space="preserve">0.0096</w:t>
+              <w:t xml:space="preserve">0.0082</w:t>
             </w:r>
           </w:p>
         </w:tc>
@@ -2542,7 +5258,7 @@
                 <w:szCs w:val="22"/>
                 <w:color w:val="000000"/>
               </w:rPr>
-              <w:t xml:space="preserve">0.0001</w:t>
+              <w:t xml:space="preserve">0.5888</w:t>
             </w:r>
           </w:p>
         </w:tc>
@@ -2597,7 +5313,7 @@
                 <w:szCs w:val="22"/>
                 <w:color w:val="000000"/>
               </w:rPr>
-              <w:t xml:space="preserve">***</w:t>
+              <w:t xml:space="preserve"/>
             </w:r>
           </w:p>
         </w:tc>
@@ -2652,7 +5368,7 @@
                 <w:szCs w:val="22"/>
                 <w:color w:val="000000"/>
               </w:rPr>
-              <w:t xml:space="preserve">-0.0579</w:t>
+              <w:t xml:space="preserve">-0.0204</w:t>
             </w:r>
           </w:p>
         </w:tc>
@@ -2707,7 +5423,7 @@
                 <w:szCs w:val="22"/>
                 <w:color w:val="000000"/>
               </w:rPr>
-              <w:t xml:space="preserve">-0.0201</w:t>
+              <w:t xml:space="preserve">0.0116</w:t>
             </w:r>
           </w:p>
         </w:tc>
@@ -2817,7 +5533,7 @@
                 <w:szCs w:val="22"/>
                 <w:color w:val="000000"/>
               </w:rPr>
-              <w:t xml:space="preserve">-3.9040</w:t>
+              <w:t xml:space="preserve">-0.4413</w:t>
             </w:r>
           </w:p>
         </w:tc>
